--- a/templates/QUICK REPORT/DEFECT IR/fp-individual-defect.docx
+++ b/templates/QUICK REPORT/DEFECT IR/fp-individual-defect.docx
@@ -59,17 +59,18 @@
               <w:spacing w:after="0" w:line="240" w:lineRule="auto"/>
               <w:jc w:val="center"/>
               <w:rPr>
-                <w:rFonts w:ascii="Tahoma" w:hAnsi="Tahoma" w:cs="Tahoma"/>
-              </w:rPr>
-            </w:pPr>
-            <w:r>
-              <w:rPr>
-                <w:rFonts w:ascii="Tahoma" w:hAnsi="Tahoma" w:cs="Tahoma"/>
+                <w:rFonts w:cstheme="minorHAnsi"/>
+              </w:rPr>
+            </w:pPr>
+            <w:r>
+              <w:rPr>
+                <w:rFonts w:cstheme="minorHAnsi"/>
               </w:rPr>
               <w:t xml:space="preserve"> </w:t>
             </w:r>
             <w:r>
               <w:rPr>
+                <w:rFonts w:cstheme="minorHAnsi"/>
                 <w:noProof/>
                 <w:lang w:eastAsia="en-MY"/>
               </w:rPr>
@@ -135,26 +136,14 @@
               <w:spacing w:after="0" w:line="240" w:lineRule="auto"/>
               <w:ind w:left="147"/>
               <w:rPr>
-                <w:rFonts w:ascii="Tahoma" w:hAnsi="Tahoma" w:cs="Tahoma"/>
-              </w:rPr>
-            </w:pPr>
-            <w:r>
-              <w:rPr>
-                <w:rFonts w:ascii="Tahoma" w:hAnsi="Tahoma" w:cs="Tahoma"/>
-              </w:rPr>
-              <w:t>S</w:t>
-            </w:r>
-            <w:r>
-              <w:rPr>
-                <w:rFonts w:ascii="Tahoma" w:hAnsi="Tahoma" w:cs="Tahoma"/>
-              </w:rPr>
-              <w:t>ubs</w:t>
-            </w:r>
-            <w:r>
-              <w:rPr>
-                <w:rFonts w:ascii="Tahoma" w:hAnsi="Tahoma" w:cs="Tahoma"/>
-              </w:rPr>
-              <w:t>tation</w:t>
+                <w:rFonts w:cstheme="minorHAnsi"/>
+              </w:rPr>
+            </w:pPr>
+            <w:r>
+              <w:rPr>
+                <w:rFonts w:cstheme="minorHAnsi"/>
+              </w:rPr>
+              <w:t>Substation</w:t>
             </w:r>
           </w:p>
         </w:tc>
@@ -169,28 +158,14 @@
               <w:spacing w:after="0" w:line="240" w:lineRule="auto"/>
               <w:ind w:left="139"/>
               <w:rPr>
-                <w:rFonts w:ascii="Tahoma" w:hAnsi="Tahoma" w:cs="Tahoma"/>
-              </w:rPr>
-            </w:pPr>
-            <w:r>
-              <w:rPr>
-                <w:rFonts w:ascii="Tahoma" w:hAnsi="Tahoma" w:cs="Tahoma"/>
-              </w:rPr>
-              <w:t xml:space="preserve">{{ </w:t>
-            </w:r>
-            <w:proofErr w:type="spellStart"/>
-            <w:r>
-              <w:rPr>
-                <w:rFonts w:ascii="Tahoma" w:hAnsi="Tahoma" w:cs="Tahoma"/>
-              </w:rPr>
-              <w:t>substation.name_erms</w:t>
-            </w:r>
-            <w:proofErr w:type="spellEnd"/>
-            <w:r>
-              <w:rPr>
-                <w:rFonts w:ascii="Tahoma" w:hAnsi="Tahoma" w:cs="Tahoma"/>
-              </w:rPr>
-              <w:t xml:space="preserve"> }}</w:t>
+                <w:rFonts w:cstheme="minorHAnsi"/>
+              </w:rPr>
+            </w:pPr>
+            <w:r>
+              <w:rPr>
+                <w:rFonts w:cstheme="minorHAnsi"/>
+              </w:rPr>
+              <w:t>{{ substation.name_erms }}</w:t>
             </w:r>
           </w:p>
         </w:tc>
@@ -205,40 +180,20 @@
               <w:spacing w:after="0" w:line="240" w:lineRule="auto"/>
               <w:ind w:left="142"/>
               <w:rPr>
-                <w:rFonts w:ascii="Tahoma" w:hAnsi="Tahoma" w:cs="Tahoma"/>
-              </w:rPr>
-            </w:pPr>
-            <w:r>
-              <w:rPr>
-                <w:rFonts w:ascii="Tahoma" w:hAnsi="Tahoma" w:cs="Tahoma"/>
-              </w:rPr>
-              <w:t>Date:</w:t>
-            </w:r>
-            <w:r>
-              <w:rPr>
-                <w:rFonts w:ascii="Tahoma" w:hAnsi="Tahoma" w:cs="Tahoma"/>
-              </w:rPr>
-              <w:t xml:space="preserve"> </w:t>
-            </w:r>
-            <w:r>
-              <w:rPr>
-                <w:rFonts w:ascii="Tahoma" w:hAnsi="Tahoma" w:cs="Tahoma"/>
-              </w:rPr>
-              <w:t xml:space="preserve">{{ </w:t>
-            </w:r>
-            <w:proofErr w:type="spellStart"/>
-            <w:r>
-              <w:rPr>
-                <w:rFonts w:ascii="Tahoma" w:hAnsi="Tahoma" w:cs="Tahoma"/>
-              </w:rPr>
-              <w:t>substation.date</w:t>
-            </w:r>
-            <w:proofErr w:type="spellEnd"/>
-            <w:r>
-              <w:rPr>
-                <w:rFonts w:ascii="Tahoma" w:hAnsi="Tahoma" w:cs="Tahoma"/>
-              </w:rPr>
-              <w:t xml:space="preserve"> }}</w:t>
+                <w:rFonts w:cstheme="minorHAnsi"/>
+              </w:rPr>
+            </w:pPr>
+            <w:r>
+              <w:rPr>
+                <w:rFonts w:cstheme="minorHAnsi"/>
+              </w:rPr>
+              <w:t xml:space="preserve">Date: </w:t>
+            </w:r>
+            <w:r>
+              <w:rPr>
+                <w:rFonts w:cstheme="minorHAnsi"/>
+              </w:rPr>
+              <w:t>{{ substation.date }}</w:t>
             </w:r>
           </w:p>
         </w:tc>
@@ -256,7 +211,7 @@
               <w:spacing w:after="0" w:line="240" w:lineRule="auto"/>
               <w:jc w:val="center"/>
               <w:rPr>
-                <w:rFonts w:ascii="Tahoma" w:hAnsi="Tahoma" w:cs="Tahoma"/>
+                <w:rFonts w:cstheme="minorHAnsi"/>
                 <w:b/>
                 <w:u w:val="single"/>
               </w:rPr>
@@ -267,18 +222,19 @@
           <w:tcPr>
             <w:tcW w:w="1701" w:type="dxa"/>
             <w:gridSpan w:val="3"/>
+            <w:vAlign w:val="center"/>
           </w:tcPr>
           <w:p>
             <w:pPr>
               <w:spacing w:after="0" w:line="240" w:lineRule="auto"/>
               <w:ind w:left="142"/>
               <w:rPr>
-                <w:rFonts w:ascii="Tahoma" w:hAnsi="Tahoma" w:cs="Tahoma"/>
-              </w:rPr>
-            </w:pPr>
-            <w:r>
-              <w:rPr>
-                <w:rFonts w:ascii="Tahoma" w:hAnsi="Tahoma" w:cs="Tahoma"/>
+                <w:rFonts w:cstheme="minorHAnsi"/>
+              </w:rPr>
+            </w:pPr>
+            <w:r>
+              <w:rPr>
+                <w:rFonts w:cstheme="minorHAnsi"/>
               </w:rPr>
               <w:t>Equipment</w:t>
             </w:r>
@@ -288,35 +244,22 @@
           <w:tcPr>
             <w:tcW w:w="1542" w:type="dxa"/>
             <w:gridSpan w:val="2"/>
+            <w:vAlign w:val="center"/>
           </w:tcPr>
           <w:p>
             <w:pPr>
               <w:spacing w:after="0" w:line="240" w:lineRule="auto"/>
               <w:ind w:left="139"/>
               <w:rPr>
-                <w:rFonts w:ascii="Tahoma" w:hAnsi="Tahoma" w:cs="Tahoma"/>
-                <w:sz w:val="20"/>
-              </w:rPr>
-            </w:pPr>
-            <w:r>
-              <w:rPr>
-                <w:rFonts w:ascii="Tahoma" w:hAnsi="Tahoma" w:cs="Tahoma"/>
-              </w:rPr>
-              <w:t xml:space="preserve">{{ </w:t>
-            </w:r>
-            <w:proofErr w:type="spellStart"/>
-            <w:r>
-              <w:rPr>
-                <w:rFonts w:ascii="Tahoma" w:hAnsi="Tahoma" w:cs="Tahoma"/>
-              </w:rPr>
-              <w:t>fp.labelsource</w:t>
-            </w:r>
-            <w:proofErr w:type="spellEnd"/>
-            <w:r>
-              <w:rPr>
-                <w:rFonts w:ascii="Tahoma" w:hAnsi="Tahoma" w:cs="Tahoma"/>
-              </w:rPr>
-              <w:t xml:space="preserve"> }}</w:t>
+                <w:rFonts w:cstheme="minorHAnsi"/>
+                <w:sz w:val="20"/>
+              </w:rPr>
+            </w:pPr>
+            <w:r>
+              <w:rPr>
+                <w:rFonts w:cstheme="minorHAnsi"/>
+              </w:rPr>
+              <w:t>{{ fp.labelsource }}</w:t>
             </w:r>
           </w:p>
         </w:tc>
@@ -324,18 +267,19 @@
           <w:tcPr>
             <w:tcW w:w="1718" w:type="dxa"/>
             <w:gridSpan w:val="9"/>
+            <w:vAlign w:val="center"/>
           </w:tcPr>
           <w:p>
             <w:pPr>
               <w:spacing w:after="0" w:line="240" w:lineRule="auto"/>
               <w:ind w:left="139"/>
               <w:rPr>
-                <w:rFonts w:ascii="Tahoma" w:hAnsi="Tahoma" w:cs="Tahoma"/>
-              </w:rPr>
-            </w:pPr>
-            <w:r>
-              <w:rPr>
-                <w:rFonts w:ascii="Tahoma" w:hAnsi="Tahoma" w:cs="Tahoma"/>
+                <w:rFonts w:cstheme="minorHAnsi"/>
+              </w:rPr>
+            </w:pPr>
+            <w:r>
+              <w:rPr>
+                <w:rFonts w:cstheme="minorHAnsi"/>
               </w:rPr>
               <w:t>Manufacturer</w:t>
             </w:r>
@@ -345,34 +289,21 @@
           <w:tcPr>
             <w:tcW w:w="1560" w:type="dxa"/>
             <w:gridSpan w:val="2"/>
+            <w:vAlign w:val="center"/>
           </w:tcPr>
           <w:p>
             <w:pPr>
               <w:spacing w:after="0" w:line="240" w:lineRule="auto"/>
               <w:ind w:left="139"/>
               <w:rPr>
-                <w:rFonts w:ascii="Tahoma" w:hAnsi="Tahoma" w:cs="Tahoma"/>
-              </w:rPr>
-            </w:pPr>
-            <w:r>
-              <w:rPr>
-                <w:rFonts w:ascii="Tahoma" w:hAnsi="Tahoma" w:cs="Tahoma"/>
-              </w:rPr>
-              <w:t xml:space="preserve">{{ </w:t>
-            </w:r>
-            <w:proofErr w:type="spellStart"/>
-            <w:r>
-              <w:rPr>
-                <w:rFonts w:ascii="Tahoma" w:hAnsi="Tahoma" w:cs="Tahoma"/>
-              </w:rPr>
-              <w:t>fp.manufacturer</w:t>
-            </w:r>
-            <w:proofErr w:type="spellEnd"/>
-            <w:r>
-              <w:rPr>
-                <w:rFonts w:ascii="Tahoma" w:hAnsi="Tahoma" w:cs="Tahoma"/>
-              </w:rPr>
-              <w:t xml:space="preserve"> }}</w:t>
+                <w:rFonts w:cstheme="minorHAnsi"/>
+              </w:rPr>
+            </w:pPr>
+            <w:r>
+              <w:rPr>
+                <w:rFonts w:cstheme="minorHAnsi"/>
+              </w:rPr>
+              <w:t>{{ fp.manufacturer }}</w:t>
             </w:r>
           </w:p>
         </w:tc>
@@ -380,40 +311,27 @@
           <w:tcPr>
             <w:tcW w:w="1984" w:type="dxa"/>
             <w:gridSpan w:val="5"/>
+            <w:vAlign w:val="center"/>
           </w:tcPr>
           <w:p>
             <w:pPr>
               <w:spacing w:after="0" w:line="240" w:lineRule="auto"/>
               <w:ind w:left="142"/>
               <w:rPr>
-                <w:rFonts w:ascii="Tahoma" w:hAnsi="Tahoma" w:cs="Tahoma"/>
-              </w:rPr>
-            </w:pPr>
-            <w:r>
-              <w:rPr>
-                <w:rFonts w:ascii="Tahoma" w:hAnsi="Tahoma" w:cs="Tahoma"/>
+                <w:rFonts w:cstheme="minorHAnsi"/>
+              </w:rPr>
+            </w:pPr>
+            <w:r>
+              <w:rPr>
+                <w:rFonts w:cstheme="minorHAnsi"/>
               </w:rPr>
               <w:t xml:space="preserve">Time: </w:t>
             </w:r>
             <w:r>
               <w:rPr>
-                <w:rFonts w:ascii="Tahoma" w:hAnsi="Tahoma" w:cs="Tahoma"/>
-              </w:rPr>
-              <w:t xml:space="preserve">{{ </w:t>
-            </w:r>
-            <w:proofErr w:type="spellStart"/>
-            <w:r>
-              <w:rPr>
-                <w:rFonts w:ascii="Tahoma" w:hAnsi="Tahoma" w:cs="Tahoma"/>
-              </w:rPr>
-              <w:t>substation.time</w:t>
-            </w:r>
-            <w:proofErr w:type="spellEnd"/>
-            <w:r>
-              <w:rPr>
-                <w:rFonts w:ascii="Tahoma" w:hAnsi="Tahoma" w:cs="Tahoma"/>
-              </w:rPr>
-              <w:t xml:space="preserve"> }}</w:t>
+                <w:rFonts w:cstheme="minorHAnsi"/>
+              </w:rPr>
+              <w:t>{{ substation.time }}</w:t>
             </w:r>
           </w:p>
         </w:tc>
@@ -430,7 +348,7 @@
             <w:pPr>
               <w:spacing w:after="0" w:line="240" w:lineRule="auto"/>
               <w:rPr>
-                <w:rFonts w:ascii="Tahoma" w:hAnsi="Tahoma" w:cs="Tahoma"/>
+                <w:rFonts w:cstheme="minorHAnsi"/>
                 <w:b/>
                 <w:u w:val="single"/>
               </w:rPr>
@@ -441,18 +359,19 @@
           <w:tcPr>
             <w:tcW w:w="1701" w:type="dxa"/>
             <w:gridSpan w:val="3"/>
+            <w:vAlign w:val="center"/>
           </w:tcPr>
           <w:p>
             <w:pPr>
               <w:spacing w:after="0" w:line="240" w:lineRule="auto"/>
               <w:ind w:left="142"/>
               <w:rPr>
-                <w:rFonts w:ascii="Tahoma" w:hAnsi="Tahoma" w:cs="Tahoma"/>
-              </w:rPr>
-            </w:pPr>
-            <w:r>
-              <w:rPr>
-                <w:rFonts w:ascii="Tahoma" w:hAnsi="Tahoma" w:cs="Tahoma"/>
+                <w:rFonts w:cstheme="minorHAnsi"/>
+              </w:rPr>
+            </w:pPr>
+            <w:r>
+              <w:rPr>
+                <w:rFonts w:cstheme="minorHAnsi"/>
               </w:rPr>
               <w:t>Model</w:t>
             </w:r>
@@ -462,34 +381,21 @@
           <w:tcPr>
             <w:tcW w:w="1542" w:type="dxa"/>
             <w:gridSpan w:val="2"/>
+            <w:vAlign w:val="center"/>
           </w:tcPr>
           <w:p>
             <w:pPr>
               <w:spacing w:after="0" w:line="240" w:lineRule="auto"/>
               <w:ind w:left="139"/>
               <w:rPr>
-                <w:rFonts w:ascii="Tahoma" w:hAnsi="Tahoma" w:cs="Tahoma"/>
-              </w:rPr>
-            </w:pPr>
-            <w:r>
-              <w:rPr>
-                <w:rFonts w:ascii="Tahoma" w:hAnsi="Tahoma" w:cs="Tahoma"/>
-              </w:rPr>
-              <w:t xml:space="preserve">{{ </w:t>
-            </w:r>
-            <w:proofErr w:type="spellStart"/>
-            <w:r>
-              <w:rPr>
-                <w:rFonts w:ascii="Tahoma" w:hAnsi="Tahoma" w:cs="Tahoma"/>
-              </w:rPr>
-              <w:t>fp.model</w:t>
-            </w:r>
-            <w:proofErr w:type="spellEnd"/>
-            <w:r>
-              <w:rPr>
-                <w:rFonts w:ascii="Tahoma" w:hAnsi="Tahoma" w:cs="Tahoma"/>
-              </w:rPr>
-              <w:t xml:space="preserve"> }}</w:t>
+                <w:rFonts w:cstheme="minorHAnsi"/>
+              </w:rPr>
+            </w:pPr>
+            <w:r>
+              <w:rPr>
+                <w:rFonts w:cstheme="minorHAnsi"/>
+              </w:rPr>
+              <w:t>{{ fp.model }}</w:t>
             </w:r>
           </w:p>
         </w:tc>
@@ -497,18 +403,19 @@
           <w:tcPr>
             <w:tcW w:w="1718" w:type="dxa"/>
             <w:gridSpan w:val="9"/>
+            <w:vAlign w:val="center"/>
           </w:tcPr>
           <w:p>
             <w:pPr>
               <w:spacing w:after="0" w:line="240" w:lineRule="auto"/>
               <w:ind w:left="139"/>
               <w:rPr>
-                <w:rFonts w:ascii="Tahoma" w:hAnsi="Tahoma" w:cs="Tahoma"/>
-              </w:rPr>
-            </w:pPr>
-            <w:r>
-              <w:rPr>
-                <w:rFonts w:ascii="Tahoma" w:hAnsi="Tahoma" w:cs="Tahoma"/>
+                <w:rFonts w:cstheme="minorHAnsi"/>
+              </w:rPr>
+            </w:pPr>
+            <w:r>
+              <w:rPr>
+                <w:rFonts w:cstheme="minorHAnsi"/>
               </w:rPr>
               <w:t>Rating</w:t>
             </w:r>
@@ -518,37 +425,22 @@
           <w:tcPr>
             <w:tcW w:w="1560" w:type="dxa"/>
             <w:gridSpan w:val="2"/>
+            <w:vAlign w:val="center"/>
           </w:tcPr>
           <w:p>
             <w:pPr>
               <w:spacing w:after="0" w:line="240" w:lineRule="auto"/>
               <w:ind w:left="139"/>
               <w:rPr>
-                <w:rFonts w:ascii="Tahoma" w:hAnsi="Tahoma" w:cs="Tahoma"/>
-              </w:rPr>
-            </w:pPr>
-            <w:r>
-              <w:rPr>
-                <w:rFonts w:ascii="Tahoma" w:hAnsi="Tahoma" w:cs="Tahoma"/>
+                <w:rFonts w:cstheme="minorHAnsi"/>
+              </w:rPr>
+            </w:pPr>
+            <w:r>
+              <w:rPr>
+                <w:rFonts w:cstheme="minorHAnsi"/>
                 <w:color w:val="000000"/>
               </w:rPr>
-              <w:t xml:space="preserve">{{ </w:t>
-            </w:r>
-            <w:proofErr w:type="spellStart"/>
-            <w:r>
-              <w:rPr>
-                <w:rFonts w:ascii="Tahoma" w:hAnsi="Tahoma" w:cs="Tahoma"/>
-                <w:color w:val="000000"/>
-              </w:rPr>
-              <w:t>fp.rating</w:t>
-            </w:r>
-            <w:proofErr w:type="spellEnd"/>
-            <w:r>
-              <w:rPr>
-                <w:rFonts w:ascii="Tahoma" w:hAnsi="Tahoma" w:cs="Tahoma"/>
-                <w:color w:val="000000"/>
-              </w:rPr>
-              <w:t xml:space="preserve"> }}</w:t>
+              <w:t>{{ fp.rating }}</w:t>
             </w:r>
           </w:p>
         </w:tc>
@@ -556,40 +448,27 @@
           <w:tcPr>
             <w:tcW w:w="1984" w:type="dxa"/>
             <w:gridSpan w:val="5"/>
+            <w:vAlign w:val="center"/>
           </w:tcPr>
           <w:p>
             <w:pPr>
               <w:spacing w:after="0" w:line="240" w:lineRule="auto"/>
               <w:ind w:left="142"/>
               <w:rPr>
-                <w:rFonts w:ascii="Tahoma" w:hAnsi="Tahoma" w:cs="Tahoma"/>
-              </w:rPr>
-            </w:pPr>
-            <w:r>
-              <w:rPr>
-                <w:rFonts w:ascii="Tahoma" w:hAnsi="Tahoma" w:cs="Tahoma"/>
+                <w:rFonts w:cstheme="minorHAnsi"/>
+              </w:rPr>
+            </w:pPr>
+            <w:r>
+              <w:rPr>
+                <w:rFonts w:cstheme="minorHAnsi"/>
               </w:rPr>
               <w:t xml:space="preserve">Humidity: </w:t>
             </w:r>
             <w:r>
               <w:rPr>
-                <w:rFonts w:ascii="Tahoma" w:hAnsi="Tahoma" w:cs="Tahoma"/>
-              </w:rPr>
-              <w:t xml:space="preserve">{{ </w:t>
-            </w:r>
-            <w:proofErr w:type="spellStart"/>
-            <w:r>
-              <w:rPr>
-                <w:rFonts w:ascii="Tahoma" w:hAnsi="Tahoma" w:cs="Tahoma"/>
-              </w:rPr>
-              <w:t>substation.humidity</w:t>
-            </w:r>
-            <w:proofErr w:type="spellEnd"/>
-            <w:r>
-              <w:rPr>
-                <w:rFonts w:ascii="Tahoma" w:hAnsi="Tahoma" w:cs="Tahoma"/>
-              </w:rPr>
-              <w:t xml:space="preserve"> }}</w:t>
+                <w:rFonts w:cstheme="minorHAnsi"/>
+              </w:rPr>
+              <w:t>{{ substation.humidity }}</w:t>
             </w:r>
           </w:p>
         </w:tc>
@@ -606,7 +485,7 @@
             <w:pPr>
               <w:spacing w:after="0" w:line="240" w:lineRule="auto"/>
               <w:rPr>
-                <w:rFonts w:ascii="Tahoma" w:hAnsi="Tahoma" w:cs="Tahoma"/>
+                <w:rFonts w:cstheme="minorHAnsi"/>
                 <w:b/>
                 <w:u w:val="single"/>
               </w:rPr>
@@ -617,18 +496,19 @@
           <w:tcPr>
             <w:tcW w:w="1701" w:type="dxa"/>
             <w:gridSpan w:val="3"/>
+            <w:vAlign w:val="center"/>
           </w:tcPr>
           <w:p>
             <w:pPr>
               <w:spacing w:after="0" w:line="240" w:lineRule="auto"/>
               <w:ind w:left="142"/>
               <w:rPr>
-                <w:rFonts w:ascii="Tahoma" w:hAnsi="Tahoma" w:cs="Tahoma"/>
-              </w:rPr>
-            </w:pPr>
-            <w:r>
-              <w:rPr>
-                <w:rFonts w:ascii="Tahoma" w:hAnsi="Tahoma" w:cs="Tahoma"/>
+                <w:rFonts w:cstheme="minorHAnsi"/>
+              </w:rPr>
+            </w:pPr>
+            <w:r>
+              <w:rPr>
+                <w:rFonts w:cstheme="minorHAnsi"/>
               </w:rPr>
               <w:t>Area</w:t>
             </w:r>
@@ -638,34 +518,21 @@
           <w:tcPr>
             <w:tcW w:w="3260" w:type="dxa"/>
             <w:gridSpan w:val="11"/>
+            <w:vAlign w:val="center"/>
           </w:tcPr>
           <w:p>
             <w:pPr>
               <w:spacing w:after="0" w:line="240" w:lineRule="auto"/>
               <w:ind w:left="139"/>
               <w:rPr>
-                <w:rFonts w:ascii="Tahoma" w:hAnsi="Tahoma" w:cs="Tahoma"/>
-              </w:rPr>
-            </w:pPr>
-            <w:r>
-              <w:rPr>
-                <w:rFonts w:ascii="Tahoma" w:hAnsi="Tahoma" w:cs="Tahoma"/>
-              </w:rPr>
-              <w:t xml:space="preserve">{{ </w:t>
-            </w:r>
-            <w:proofErr w:type="spellStart"/>
-            <w:r>
-              <w:rPr>
-                <w:rFonts w:ascii="Tahoma" w:hAnsi="Tahoma" w:cs="Tahoma"/>
-              </w:rPr>
-              <w:t>fp.area</w:t>
-            </w:r>
-            <w:proofErr w:type="spellEnd"/>
-            <w:r>
-              <w:rPr>
-                <w:rFonts w:ascii="Tahoma" w:hAnsi="Tahoma" w:cs="Tahoma"/>
-              </w:rPr>
-              <w:t xml:space="preserve"> }}</w:t>
+                <w:rFonts w:cstheme="minorHAnsi"/>
+              </w:rPr>
+            </w:pPr>
+            <w:r>
+              <w:rPr>
+                <w:rFonts w:cstheme="minorHAnsi"/>
+              </w:rPr>
+              <w:t>{{ fp.area }}</w:t>
             </w:r>
           </w:p>
         </w:tc>
@@ -673,24 +540,25 @@
           <w:tcPr>
             <w:tcW w:w="1560" w:type="dxa"/>
             <w:gridSpan w:val="2"/>
+            <w:vAlign w:val="center"/>
           </w:tcPr>
           <w:p>
             <w:pPr>
               <w:spacing w:after="0" w:line="240" w:lineRule="auto"/>
               <w:ind w:left="139"/>
               <w:rPr>
-                <w:rFonts w:ascii="Tahoma" w:hAnsi="Tahoma" w:cs="Tahoma"/>
-              </w:rPr>
-            </w:pPr>
-            <w:r>
-              <w:rPr>
-                <w:rFonts w:ascii="Tahoma" w:hAnsi="Tahoma" w:cs="Tahoma"/>
+                <w:rFonts w:cstheme="minorHAnsi"/>
+              </w:rPr>
+            </w:pPr>
+            <w:r>
+              <w:rPr>
+                <w:rFonts w:cstheme="minorHAnsi"/>
               </w:rPr>
               <w:t>Feeder</w:t>
             </w:r>
             <w:r>
               <w:rPr>
-                <w:rFonts w:ascii="Tahoma" w:hAnsi="Tahoma" w:cs="Tahoma"/>
+                <w:rFonts w:cstheme="minorHAnsi"/>
               </w:rPr>
               <w:t xml:space="preserve"> No.</w:t>
             </w:r>
@@ -700,12 +568,19 @@
           <w:tcPr>
             <w:tcW w:w="1984" w:type="dxa"/>
             <w:gridSpan w:val="5"/>
+            <w:vAlign w:val="center"/>
           </w:tcPr>
           <w:p>
             <w:pPr>
               <w:ind w:left="105"/>
-            </w:pPr>
-            <w:r>
+              <w:rPr>
+                <w:rFonts w:cstheme="minorHAnsi"/>
+              </w:rPr>
+            </w:pPr>
+            <w:r>
+              <w:rPr>
+                <w:rFonts w:cstheme="minorHAnsi"/>
+              </w:rPr>
               <w:t>{{ fp.feederno }}</w:t>
             </w:r>
           </w:p>
@@ -726,18 +601,18 @@
               <w:spacing w:after="0" w:line="240" w:lineRule="auto"/>
               <w:jc w:val="center"/>
               <w:rPr>
-                <w:rFonts w:ascii="Tahoma" w:hAnsi="Tahoma" w:cs="Tahoma"/>
-              </w:rPr>
-            </w:pPr>
-            <w:r>
-              <w:rPr>
-                <w:rFonts w:ascii="Tahoma" w:hAnsi="Tahoma" w:cs="Tahoma"/>
+                <w:rFonts w:cstheme="minorHAnsi"/>
+              </w:rPr>
+            </w:pPr>
+            <w:r>
+              <w:rPr>
+                <w:rFonts w:cstheme="minorHAnsi"/>
               </w:rPr>
               <w:t>Feeder</w:t>
             </w:r>
             <w:r>
               <w:rPr>
-                <w:rFonts w:ascii="Tahoma" w:hAnsi="Tahoma" w:cs="Tahoma"/>
+                <w:rFonts w:cstheme="minorHAnsi"/>
               </w:rPr>
               <w:t xml:space="preserve"> Name</w:t>
             </w:r>
@@ -756,6 +631,9 @@
             <w:pPr>
               <w:spacing w:after="0" w:line="240" w:lineRule="auto"/>
               <w:ind w:left="68"/>
+              <w:rPr>
+                <w:rFonts w:cstheme="minorHAnsi"/>
+              </w:rPr>
             </w:pPr>
           </w:p>
         </w:tc>
@@ -774,7 +652,7 @@
             <w:pPr>
               <w:spacing w:after="0" w:line="240" w:lineRule="auto"/>
               <w:rPr>
-                <w:rFonts w:ascii="Tahoma" w:hAnsi="Tahoma" w:cs="Tahoma"/>
+                <w:rFonts w:cstheme="minorHAnsi"/>
                 <w:b/>
                 <w:sz w:val="16"/>
                 <w:u w:val="single"/>
@@ -796,7 +674,7 @@
             <w:pPr>
               <w:spacing w:after="0" w:line="240" w:lineRule="auto"/>
               <w:rPr>
-                <w:rFonts w:ascii="Tahoma" w:hAnsi="Tahoma" w:cs="Tahoma"/>
+                <w:rFonts w:cstheme="minorHAnsi"/>
                 <w:b/>
                 <w:sz w:val="10"/>
                 <w:szCs w:val="16"/>
@@ -820,7 +698,7 @@
             <w:pPr>
               <w:spacing w:after="0" w:line="240" w:lineRule="auto"/>
               <w:rPr>
-                <w:rFonts w:ascii="Tahoma" w:hAnsi="Tahoma" w:cs="Tahoma"/>
+                <w:rFonts w:cstheme="minorHAnsi"/>
                 <w:b/>
                 <w:sz w:val="10"/>
                 <w:szCs w:val="16"/>
@@ -842,7 +720,7 @@
             <w:pPr>
               <w:spacing w:after="0" w:line="240" w:lineRule="auto"/>
               <w:rPr>
-                <w:rFonts w:ascii="Tahoma" w:hAnsi="Tahoma" w:cs="Tahoma"/>
+                <w:rFonts w:cstheme="minorHAnsi"/>
                 <w:b/>
                 <w:sz w:val="10"/>
                 <w:szCs w:val="16"/>
@@ -865,7 +743,7 @@
             <w:pPr>
               <w:spacing w:after="0" w:line="240" w:lineRule="auto"/>
               <w:rPr>
-                <w:rFonts w:ascii="Tahoma" w:hAnsi="Tahoma" w:cs="Tahoma"/>
+                <w:rFonts w:cstheme="minorHAnsi"/>
                 <w:b/>
                 <w:u w:val="single"/>
               </w:rPr>
@@ -886,12 +764,12 @@
               <w:spacing w:after="0" w:line="240" w:lineRule="auto"/>
               <w:jc w:val="center"/>
               <w:rPr>
-                <w:rFonts w:ascii="Tahoma" w:hAnsi="Tahoma" w:cs="Tahoma"/>
-              </w:rPr>
-            </w:pPr>
-            <w:r>
-              <w:rPr>
-                <w:rFonts w:ascii="Tahoma" w:hAnsi="Tahoma" w:cs="Tahoma"/>
+                <w:rFonts w:cstheme="minorHAnsi"/>
+              </w:rPr>
+            </w:pPr>
+            <w:r>
+              <w:rPr>
+                <w:rFonts w:cstheme="minorHAnsi"/>
                 <w:b/>
               </w:rPr>
               <w:t>IR IMAGE</w:t>
@@ -914,7 +792,7 @@
               <w:spacing w:after="0" w:line="240" w:lineRule="auto"/>
               <w:jc w:val="center"/>
               <w:rPr>
-                <w:rFonts w:ascii="Tahoma" w:hAnsi="Tahoma" w:cs="Tahoma"/>
+                <w:rFonts w:cstheme="minorHAnsi"/>
                 <w:b/>
                 <w:u w:val="single"/>
               </w:rPr>
@@ -937,7 +815,7 @@
               <w:spacing w:after="0" w:line="240" w:lineRule="auto"/>
               <w:jc w:val="center"/>
               <w:rPr>
-                <w:rFonts w:ascii="Tahoma" w:hAnsi="Tahoma" w:cs="Tahoma"/>
+                <w:rFonts w:cstheme="minorHAnsi"/>
                 <w:b/>
                 <w:u w:val="single"/>
               </w:rPr>
@@ -958,13 +836,13 @@
               <w:spacing w:after="0" w:line="240" w:lineRule="auto"/>
               <w:jc w:val="center"/>
               <w:rPr>
-                <w:rFonts w:ascii="Tahoma" w:hAnsi="Tahoma" w:cs="Tahoma"/>
-                <w:b/>
-              </w:rPr>
-            </w:pPr>
-            <w:r>
-              <w:rPr>
-                <w:rFonts w:ascii="Tahoma" w:hAnsi="Tahoma" w:cs="Tahoma"/>
+                <w:rFonts w:cstheme="minorHAnsi"/>
+                <w:b/>
+              </w:rPr>
+            </w:pPr>
+            <w:r>
+              <w:rPr>
+                <w:rFonts w:cstheme="minorHAnsi"/>
                 <w:b/>
               </w:rPr>
               <w:t>VISUAL IMAGE</w:t>
@@ -983,7 +861,7 @@
             <w:pPr>
               <w:spacing w:after="0" w:line="240" w:lineRule="auto"/>
               <w:rPr>
-                <w:rFonts w:ascii="Tahoma" w:hAnsi="Tahoma" w:cs="Tahoma"/>
+                <w:rFonts w:cstheme="minorHAnsi"/>
                 <w:b/>
                 <w:u w:val="single"/>
               </w:rPr>
@@ -1005,7 +883,7 @@
             <w:pPr>
               <w:spacing w:after="0" w:line="240" w:lineRule="auto"/>
               <w:rPr>
-                <w:rFonts w:ascii="Tahoma" w:hAnsi="Tahoma" w:cs="Tahoma"/>
+                <w:rFonts w:cstheme="minorHAnsi"/>
                 <w:b/>
                 <w:sz w:val="10"/>
                 <w:szCs w:val="16"/>
@@ -1029,7 +907,7 @@
             <w:pPr>
               <w:spacing w:after="0" w:line="240" w:lineRule="auto"/>
               <w:rPr>
-                <w:rFonts w:ascii="Tahoma" w:hAnsi="Tahoma" w:cs="Tahoma"/>
+                <w:rFonts w:cstheme="minorHAnsi"/>
                 <w:b/>
                 <w:sz w:val="10"/>
                 <w:szCs w:val="16"/>
@@ -1052,7 +930,7 @@
             <w:pPr>
               <w:spacing w:after="0" w:line="240" w:lineRule="auto"/>
               <w:rPr>
-                <w:rFonts w:ascii="Tahoma" w:hAnsi="Tahoma" w:cs="Tahoma"/>
+                <w:rFonts w:cstheme="minorHAnsi"/>
                 <w:b/>
                 <w:sz w:val="10"/>
                 <w:szCs w:val="16"/>
@@ -1078,7 +956,7 @@
             <w:pPr>
               <w:spacing w:after="0" w:line="240" w:lineRule="auto"/>
               <w:rPr>
-                <w:rFonts w:ascii="Tahoma" w:hAnsi="Tahoma" w:cs="Tahoma"/>
+                <w:rFonts w:cstheme="minorHAnsi"/>
                 <w:b/>
                 <w:sz w:val="10"/>
                 <w:szCs w:val="16"/>
@@ -1101,13 +979,13 @@
               <w:spacing w:after="0" w:line="240" w:lineRule="auto"/>
               <w:jc w:val="center"/>
               <w:rPr>
-                <w:rFonts w:ascii="Tahoma" w:hAnsi="Tahoma" w:cs="Tahoma"/>
-                <w:b/>
-              </w:rPr>
-            </w:pPr>
-            <w:r>
-              <w:rPr>
-                <w:rFonts w:ascii="Tahoma" w:eastAsia="Calibri" w:hAnsi="Tahoma" w:cs="Tahoma"/>
+                <w:rFonts w:cstheme="minorHAnsi"/>
+                <w:b/>
+              </w:rPr>
+            </w:pPr>
+            <w:r>
+              <w:rPr>
+                <w:rFonts w:eastAsia="Calibri" w:cstheme="minorHAnsi"/>
                 <w:b/>
                 <w:kern w:val="0"/>
                 <w14:ligatures w14:val="none"/>
@@ -1132,7 +1010,7 @@
                   <v:path o:extrusionok="f" gradientshapeok="t" o:connecttype="rect"/>
                   <o:lock v:ext="edit" aspectratio="t"/>
                 </v:shapetype>
-                <v:shape id="_x0000_i1027" type="#_x0000_t75" style="width:237.95pt;height:147.5pt" o:ole="">
+                <v:shape id="_x0000_i1027" type="#_x0000_t75" style="width:237.85pt;height:147.55pt" o:ole="">
                   <v:imagedata r:id="rId7" o:title="" croptop="1206f" cropbottom="3617f" cropleft="781f" cropright="781f"/>
                 </v:shape>
                 <w:control r:id="rId8" w:name="CIRViewer121111113121" w:shapeid="_x0000_i1027"/>
@@ -1156,7 +1034,7 @@
               <w:spacing w:after="0" w:line="240" w:lineRule="auto"/>
               <w:jc w:val="center"/>
               <w:rPr>
-                <w:rFonts w:ascii="Tahoma" w:hAnsi="Tahoma" w:cs="Tahoma"/>
+                <w:rFonts w:cstheme="minorHAnsi"/>
                 <w:b/>
                 <w:u w:val="single"/>
               </w:rPr>
@@ -1179,7 +1057,7 @@
               <w:spacing w:after="0" w:line="240" w:lineRule="auto"/>
               <w:jc w:val="center"/>
               <w:rPr>
-                <w:rFonts w:ascii="Tahoma" w:hAnsi="Tahoma" w:cs="Tahoma"/>
+                <w:rFonts w:cstheme="minorHAnsi"/>
                 <w:b/>
                 <w:u w:val="single"/>
               </w:rPr>
@@ -1200,26 +1078,26 @@
               <w:spacing w:after="0" w:line="240" w:lineRule="auto"/>
               <w:jc w:val="center"/>
               <w:rPr>
-                <w:rFonts w:ascii="Tahoma" w:hAnsi="Tahoma" w:cs="Tahoma"/>
-              </w:rPr>
-            </w:pPr>
-            <w:r>
-              <w:rPr>
-                <w:rFonts w:ascii="Tahoma" w:hAnsi="Tahoma" w:cs="Tahoma"/>
+                <w:rFonts w:cstheme="minorHAnsi"/>
+              </w:rPr>
+            </w:pPr>
+            <w:r>
+              <w:rPr>
+                <w:rFonts w:cstheme="minorHAnsi"/>
                 <w:noProof/>
               </w:rPr>
               <mc:AlternateContent>
                 <mc:Choice Requires="wps">
                   <w:drawing>
-                    <wp:anchor distT="0" distB="0" distL="114300" distR="114300" simplePos="0" relativeHeight="251659264" behindDoc="0" locked="0" layoutInCell="1" allowOverlap="1" wp14:anchorId="2D05ADB2" wp14:editId="09901DEE">
+                    <wp:anchor distT="0" distB="0" distL="114300" distR="114300" simplePos="0" relativeHeight="251659264" behindDoc="0" locked="0" layoutInCell="1" allowOverlap="1" wp14:anchorId="2D05ADB2" wp14:editId="440DC5A5">
                       <wp:simplePos x="0" y="0"/>
                       <wp:positionH relativeFrom="column">
-                        <wp:posOffset>1631522</wp:posOffset>
+                        <wp:posOffset>1849120</wp:posOffset>
                       </wp:positionH>
                       <wp:positionV relativeFrom="paragraph">
-                        <wp:posOffset>418802</wp:posOffset>
+                        <wp:posOffset>-687705</wp:posOffset>
                       </wp:positionV>
-                      <wp:extent cx="382555" cy="447869"/>
+                      <wp:extent cx="382270" cy="447675"/>
                       <wp:effectExtent l="0" t="0" r="17780" b="28575"/>
                       <wp:wrapNone/>
                       <wp:docPr id="29893105" name="Rectangle 1"/>
@@ -1231,7 +1109,7 @@
                             <wps:spPr>
                               <a:xfrm>
                                 <a:off x="0" y="0"/>
-                                <a:ext cx="382555" cy="447869"/>
+                                <a:ext cx="382270" cy="447675"/>
                               </a:xfrm>
                               <a:prstGeom prst="rect">
                                 <a:avLst/>
@@ -1268,56 +1146,27 @@
                           </wps:wsp>
                         </a:graphicData>
                       </a:graphic>
+                      <wp14:sizeRelH relativeFrom="margin">
+                        <wp14:pctWidth>0</wp14:pctWidth>
+                      </wp14:sizeRelH>
+                      <wp14:sizeRelV relativeFrom="margin">
+                        <wp14:pctHeight>0</wp14:pctHeight>
+                      </wp14:sizeRelV>
                     </wp:anchor>
                   </w:drawing>
                 </mc:Choice>
                 <mc:Fallback>
                   <w:pict>
-                    <v:rect w14:anchorId="6DEBF191" id="Rectangle 1" o:spid="_x0000_s1026" style="position:absolute;margin-left:128.45pt;margin-top:33pt;width:30.1pt;height:35.25pt;z-index:251659264;visibility:visible;mso-wrap-style:square;mso-wrap-distance-left:9pt;mso-wrap-distance-top:0;mso-wrap-distance-right:9pt;mso-wrap-distance-bottom:0;mso-position-horizontal:absolute;mso-position-horizontal-relative:text;mso-position-vertical:absolute;mso-position-vertical-relative:text;v-text-anchor:middle" o:gfxdata="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" filled="f" strokecolor="#e00" strokeweight="1.5pt"/>
+                    <v:rect w14:anchorId="2EB8AC77" id="Rectangle 1" o:spid="_x0000_s1026" style="position:absolute;margin-left:145.6pt;margin-top:-54.15pt;width:30.1pt;height:35.25pt;z-index:251659264;visibility:visible;mso-wrap-style:square;mso-width-percent:0;mso-height-percent:0;mso-wrap-distance-left:9pt;mso-wrap-distance-top:0;mso-wrap-distance-right:9pt;mso-wrap-distance-bottom:0;mso-position-horizontal:absolute;mso-position-horizontal-relative:text;mso-position-vertical:absolute;mso-position-vertical-relative:text;mso-width-percent:0;mso-height-percent:0;mso-width-relative:margin;mso-height-relative:margin;v-text-anchor:middle" o:gfxdata="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" filled="f" strokecolor="#e00" strokeweight="1.5pt"/>
                   </w:pict>
                 </mc:Fallback>
               </mc:AlternateContent>
             </w:r>
             <w:r>
               <w:rPr>
-                <w:rFonts w:ascii="Tahoma" w:hAnsi="Tahoma" w:cs="Tahoma"/>
-                <w:noProof/>
-              </w:rPr>
-              <w:drawing>
-                <wp:inline distT="0" distB="0" distL="0" distR="0" wp14:anchorId="3257CF0B" wp14:editId="6DAEB262">
-                  <wp:extent cx="2526030" cy="2052320"/>
-                  <wp:effectExtent l="0" t="0" r="7620" b="5080"/>
-                  <wp:docPr id="1312242524" name="Picture 1"/>
-                  <wp:cNvGraphicFramePr>
-                    <a:graphicFrameLocks xmlns:a="http://schemas.openxmlformats.org/drawingml/2006/main" noChangeAspect="1"/>
-                  </wp:cNvGraphicFramePr>
-                  <a:graphic xmlns:a="http://schemas.openxmlformats.org/drawingml/2006/main">
-                    <a:graphicData uri="http://schemas.openxmlformats.org/drawingml/2006/picture">
-                      <pic:pic xmlns:pic="http://schemas.openxmlformats.org/drawingml/2006/picture">
-                        <pic:nvPicPr>
-                          <pic:cNvPr id="1312242524" name=""/>
-                          <pic:cNvPicPr/>
-                        </pic:nvPicPr>
-                        <pic:blipFill>
-                          <a:blip r:embed="rId9"/>
-                          <a:stretch>
-                            <a:fillRect/>
-                          </a:stretch>
-                        </pic:blipFill>
-                        <pic:spPr>
-                          <a:xfrm>
-                            <a:off x="0" y="0"/>
-                            <a:ext cx="2526030" cy="2052320"/>
-                          </a:xfrm>
-                          <a:prstGeom prst="rect">
-                            <a:avLst/>
-                          </a:prstGeom>
-                        </pic:spPr>
-                      </pic:pic>
-                    </a:graphicData>
-                  </a:graphic>
-                </wp:inline>
-              </w:drawing>
+                <w:rFonts w:cstheme="minorHAnsi"/>
+              </w:rPr>
+              <w:t>{{ visual.image }}</w:t>
             </w:r>
           </w:p>
         </w:tc>
@@ -1334,7 +1183,7 @@
             <w:pPr>
               <w:spacing w:after="0" w:line="240" w:lineRule="auto"/>
               <w:rPr>
-                <w:rFonts w:ascii="Tahoma" w:hAnsi="Tahoma" w:cs="Tahoma"/>
+                <w:rFonts w:cstheme="minorHAnsi"/>
                 <w:b/>
                 <w:sz w:val="10"/>
                 <w:szCs w:val="16"/>
@@ -1358,7 +1207,7 @@
             <w:pPr>
               <w:spacing w:after="0" w:line="240" w:lineRule="auto"/>
               <w:rPr>
-                <w:rFonts w:ascii="Tahoma" w:hAnsi="Tahoma" w:cs="Tahoma"/>
+                <w:rFonts w:cstheme="minorHAnsi"/>
                 <w:b/>
                 <w:sz w:val="10"/>
                 <w:u w:val="single"/>
@@ -1381,7 +1230,7 @@
             <w:pPr>
               <w:spacing w:after="0" w:line="240" w:lineRule="auto"/>
               <w:rPr>
-                <w:rFonts w:ascii="Tahoma" w:hAnsi="Tahoma" w:cs="Tahoma"/>
+                <w:rFonts w:cstheme="minorHAnsi"/>
                 <w:b/>
                 <w:sz w:val="10"/>
                 <w:u w:val="single"/>
@@ -1402,7 +1251,7 @@
             <w:pPr>
               <w:spacing w:after="0" w:line="240" w:lineRule="auto"/>
               <w:rPr>
-                <w:rFonts w:ascii="Tahoma" w:hAnsi="Tahoma" w:cs="Tahoma"/>
+                <w:rFonts w:cstheme="minorHAnsi"/>
                 <w:b/>
                 <w:sz w:val="10"/>
                 <w:u w:val="single"/>
@@ -1424,7 +1273,7 @@
             <w:pPr>
               <w:spacing w:after="0" w:line="240" w:lineRule="auto"/>
               <w:rPr>
-                <w:rFonts w:ascii="Tahoma" w:hAnsi="Tahoma" w:cs="Tahoma"/>
+                <w:rFonts w:cstheme="minorHAnsi"/>
                 <w:b/>
                 <w:u w:val="single"/>
               </w:rPr>
@@ -1444,13 +1293,13 @@
               <w:spacing w:after="0" w:line="240" w:lineRule="auto"/>
               <w:ind w:left="144"/>
               <w:rPr>
-                <w:rFonts w:ascii="Tahoma" w:hAnsi="Tahoma" w:cs="Tahoma"/>
-                <w:b/>
-              </w:rPr>
-            </w:pPr>
-            <w:r>
-              <w:rPr>
-                <w:rFonts w:ascii="Tahoma" w:hAnsi="Tahoma" w:cs="Tahoma"/>
+                <w:rFonts w:cstheme="minorHAnsi"/>
+                <w:b/>
+              </w:rPr>
+            </w:pPr>
+            <w:r>
+              <w:rPr>
+                <w:rFonts w:cstheme="minorHAnsi"/>
                 <w:b/>
               </w:rPr>
               <w:t>PARAMETER</w:t>
@@ -1471,13 +1320,13 @@
               <w:spacing w:after="0" w:line="240" w:lineRule="auto"/>
               <w:jc w:val="center"/>
               <w:rPr>
-                <w:rFonts w:ascii="Tahoma" w:hAnsi="Tahoma" w:cs="Tahoma"/>
-                <w:b/>
-              </w:rPr>
-            </w:pPr>
-            <w:r>
-              <w:rPr>
-                <w:rFonts w:ascii="Tahoma" w:hAnsi="Tahoma" w:cs="Tahoma"/>
+                <w:rFonts w:cstheme="minorHAnsi"/>
+                <w:b/>
+              </w:rPr>
+            </w:pPr>
+            <w:r>
+              <w:rPr>
+                <w:rFonts w:cstheme="minorHAnsi"/>
                 <w:b/>
               </w:rPr>
               <w:t>VALUE</w:t>
@@ -1498,7 +1347,7 @@
             <w:pPr>
               <w:spacing w:after="0" w:line="240" w:lineRule="auto"/>
               <w:rPr>
-                <w:rFonts w:ascii="Tahoma" w:hAnsi="Tahoma" w:cs="Tahoma"/>
+                <w:rFonts w:cstheme="minorHAnsi"/>
                 <w:b/>
                 <w:u w:val="single"/>
               </w:rPr>
@@ -1519,7 +1368,7 @@
             <w:pPr>
               <w:spacing w:after="0" w:line="240" w:lineRule="auto"/>
               <w:rPr>
-                <w:rFonts w:ascii="Tahoma" w:hAnsi="Tahoma" w:cs="Tahoma"/>
+                <w:rFonts w:cstheme="minorHAnsi"/>
                 <w:b/>
                 <w:u w:val="single"/>
               </w:rPr>
@@ -1540,7 +1389,7 @@
             <w:pPr>
               <w:spacing w:after="0" w:line="240" w:lineRule="auto"/>
               <w:rPr>
-                <w:rFonts w:ascii="Tahoma" w:hAnsi="Tahoma" w:cs="Tahoma"/>
+                <w:rFonts w:cstheme="minorHAnsi"/>
                 <w:b/>
                 <w:u w:val="single"/>
               </w:rPr>
@@ -1560,7 +1409,7 @@
             <w:pPr>
               <w:spacing w:after="0" w:line="240" w:lineRule="auto"/>
               <w:rPr>
-                <w:rFonts w:ascii="Tahoma" w:hAnsi="Tahoma" w:cs="Tahoma"/>
+                <w:rFonts w:cstheme="minorHAnsi"/>
                 <w:b/>
                 <w:u w:val="single"/>
               </w:rPr>
@@ -1581,7 +1430,7 @@
             <w:pPr>
               <w:spacing w:after="0" w:line="240" w:lineRule="auto"/>
               <w:rPr>
-                <w:rFonts w:ascii="Tahoma" w:hAnsi="Tahoma" w:cs="Tahoma"/>
+                <w:rFonts w:cstheme="minorHAnsi"/>
                 <w:b/>
                 <w:u w:val="single"/>
               </w:rPr>
@@ -1599,26 +1448,18 @@
               <w:spacing w:after="0" w:line="240" w:lineRule="auto"/>
               <w:ind w:left="144"/>
               <w:rPr>
-                <w:rFonts w:ascii="Tahoma" w:hAnsi="Tahoma" w:cs="Tahoma"/>
+                <w:rFonts w:cstheme="minorHAnsi"/>
                 <w:sz w:val="20"/>
                 <w:szCs w:val="18"/>
               </w:rPr>
             </w:pPr>
             <w:r>
               <w:rPr>
-                <w:rFonts w:ascii="Tahoma" w:hAnsi="Tahoma" w:cs="Tahoma"/>
+                <w:rFonts w:cstheme="minorHAnsi"/>
                 <w:sz w:val="20"/>
                 <w:szCs w:val="18"/>
               </w:rPr>
-              <w:t>Spot Temp.1 (Sp</w:t>
-            </w:r>
-            <w:r>
-              <w:rPr>
-                <w:rFonts w:ascii="Tahoma" w:hAnsi="Tahoma" w:cs="Tahoma"/>
-                <w:sz w:val="20"/>
-                <w:szCs w:val="18"/>
-              </w:rPr>
-              <w:t>1)</w:t>
+              <w:t>Spot Temp.1 (Sp1)</w:t>
             </w:r>
           </w:p>
         </w:tc>
@@ -1633,14 +1474,14 @@
               <w:spacing w:after="0" w:line="240" w:lineRule="auto"/>
               <w:jc w:val="center"/>
               <w:rPr>
-                <w:rFonts w:ascii="Tahoma" w:hAnsi="Tahoma" w:cs="Tahoma"/>
+                <w:rFonts w:cstheme="minorHAnsi"/>
                 <w:sz w:val="20"/>
                 <w:szCs w:val="18"/>
               </w:rPr>
             </w:pPr>
             <w:r>
               <w:rPr>
-                <w:rFonts w:ascii="Tahoma" w:hAnsi="Tahoma" w:cs="Tahoma"/>
+                <w:rFonts w:cstheme="minorHAnsi"/>
                 <w:sz w:val="20"/>
                 <w:szCs w:val="18"/>
               </w:rPr>
@@ -1648,15 +1489,15 @@
             </w:r>
             <w:r>
               <w:rPr>
-                <w:rFonts w:ascii="Tahoma" w:hAnsi="Tahoma" w:cs="Tahoma"/>
+                <w:rFonts w:cstheme="minorHAnsi"/>
                 <w:sz w:val="20"/>
                 <w:szCs w:val="18"/>
               </w:rPr>
-              <w:instrText xml:space="preserve">DOCVARIABLE _Fd2130718475 \* MERGEFORMAT </w:instrText>
-            </w:r>
-            <w:r>
-              <w:rPr>
-                <w:rFonts w:ascii="Tahoma" w:hAnsi="Tahoma" w:cs="Tahoma"/>
+              <w:instrText xml:space="preserve">DOCVARIABLE _Fd631797362 \* MERGEFORMAT </w:instrText>
+            </w:r>
+            <w:r>
+              <w:rPr>
+                <w:rFonts w:cstheme="minorHAnsi"/>
                 <w:sz w:val="20"/>
                 <w:szCs w:val="18"/>
               </w:rPr>
@@ -1664,15 +1505,15 @@
             </w:r>
             <w:r>
               <w:rPr>
-                <w:rFonts w:ascii="Tahoma" w:hAnsi="Tahoma" w:cs="Tahoma"/>
+                <w:rFonts w:cstheme="minorHAnsi"/>
                 <w:sz w:val="20"/>
                 <w:szCs w:val="18"/>
               </w:rPr>
-              <w:t xml:space="preserve">26.0 °C </w:t>
-            </w:r>
-            <w:r>
-              <w:rPr>
-                <w:rFonts w:ascii="Tahoma" w:hAnsi="Tahoma" w:cs="Tahoma"/>
+              <w:t xml:space="preserve">53.0 °C </w:t>
+            </w:r>
+            <w:r>
+              <w:rPr>
+                <w:rFonts w:cstheme="minorHAnsi"/>
                 <w:sz w:val="20"/>
                 <w:szCs w:val="18"/>
               </w:rPr>
@@ -1693,7 +1534,7 @@
             <w:pPr>
               <w:spacing w:after="0" w:line="240" w:lineRule="auto"/>
               <w:rPr>
-                <w:rFonts w:ascii="Tahoma" w:hAnsi="Tahoma" w:cs="Tahoma"/>
+                <w:rFonts w:cstheme="minorHAnsi"/>
                 <w:b/>
                 <w:u w:val="single"/>
               </w:rPr>
@@ -1711,13 +1552,13 @@
               <w:ind w:left="88" w:right="33"/>
               <w:jc w:val="both"/>
               <w:rPr>
-                <w:rFonts w:ascii="Tahoma" w:hAnsi="Tahoma" w:cs="Tahoma"/>
-                <w:b/>
-              </w:rPr>
-            </w:pPr>
-            <w:r>
-              <w:rPr>
-                <w:rFonts w:ascii="Tahoma" w:hAnsi="Tahoma" w:cs="Tahoma"/>
+                <w:rFonts w:cstheme="minorHAnsi"/>
+                <w:b/>
+              </w:rPr>
+            </w:pPr>
+            <w:r>
+              <w:rPr>
+                <w:rFonts w:cstheme="minorHAnsi"/>
                 <w:b/>
               </w:rPr>
               <w:t>PARAMETER</w:t>
@@ -1736,13 +1577,13 @@
               <w:ind w:right="33"/>
               <w:jc w:val="center"/>
               <w:rPr>
-                <w:rFonts w:ascii="Tahoma" w:hAnsi="Tahoma" w:cs="Tahoma"/>
-                <w:b/>
-              </w:rPr>
-            </w:pPr>
-            <w:r>
-              <w:rPr>
-                <w:rFonts w:ascii="Tahoma" w:hAnsi="Tahoma" w:cs="Tahoma"/>
+                <w:rFonts w:cstheme="minorHAnsi"/>
+                <w:b/>
+              </w:rPr>
+            </w:pPr>
+            <w:r>
+              <w:rPr>
+                <w:rFonts w:cstheme="minorHAnsi"/>
                 <w:b/>
               </w:rPr>
               <w:t>VALUE</w:t>
@@ -1761,7 +1602,7 @@
             <w:pPr>
               <w:spacing w:after="0" w:line="240" w:lineRule="auto"/>
               <w:rPr>
-                <w:rFonts w:ascii="Tahoma" w:hAnsi="Tahoma" w:cs="Tahoma"/>
+                <w:rFonts w:cstheme="minorHAnsi"/>
                 <w:b/>
                 <w:u w:val="single"/>
               </w:rPr>
@@ -1782,7 +1623,7 @@
             <w:pPr>
               <w:spacing w:after="0" w:line="240" w:lineRule="auto"/>
               <w:rPr>
-                <w:rFonts w:ascii="Tahoma" w:hAnsi="Tahoma" w:cs="Tahoma"/>
+                <w:rFonts w:cstheme="minorHAnsi"/>
                 <w:b/>
                 <w:u w:val="single"/>
               </w:rPr>
@@ -1800,26 +1641,18 @@
               <w:spacing w:after="0" w:line="240" w:lineRule="auto"/>
               <w:ind w:left="144"/>
               <w:rPr>
-                <w:rFonts w:ascii="Tahoma" w:hAnsi="Tahoma" w:cs="Tahoma"/>
+                <w:rFonts w:cstheme="minorHAnsi"/>
                 <w:sz w:val="20"/>
                 <w:szCs w:val="18"/>
               </w:rPr>
             </w:pPr>
             <w:r>
               <w:rPr>
-                <w:rFonts w:ascii="Tahoma" w:hAnsi="Tahoma" w:cs="Tahoma"/>
+                <w:rFonts w:cstheme="minorHAnsi"/>
                 <w:sz w:val="20"/>
                 <w:szCs w:val="18"/>
               </w:rPr>
-              <w:t>Spot Temp. 2 (Sp</w:t>
-            </w:r>
-            <w:r>
-              <w:rPr>
-                <w:rFonts w:ascii="Tahoma" w:hAnsi="Tahoma" w:cs="Tahoma"/>
-                <w:sz w:val="20"/>
-                <w:szCs w:val="18"/>
-              </w:rPr>
-              <w:t>2)</w:t>
+              <w:t>Spot Temp. 2 (Sp2)</w:t>
             </w:r>
           </w:p>
         </w:tc>
@@ -1834,14 +1667,14 @@
               <w:spacing w:after="0" w:line="240" w:lineRule="auto"/>
               <w:jc w:val="center"/>
               <w:rPr>
-                <w:rFonts w:ascii="Tahoma" w:hAnsi="Tahoma" w:cs="Tahoma"/>
+                <w:rFonts w:cstheme="minorHAnsi"/>
                 <w:sz w:val="20"/>
                 <w:szCs w:val="18"/>
               </w:rPr>
             </w:pPr>
             <w:r>
               <w:rPr>
-                <w:rFonts w:ascii="Tahoma" w:hAnsi="Tahoma" w:cs="Tahoma"/>
+                <w:rFonts w:cstheme="minorHAnsi"/>
                 <w:sz w:val="20"/>
                 <w:szCs w:val="18"/>
               </w:rPr>
@@ -1849,15 +1682,15 @@
             </w:r>
             <w:r>
               <w:rPr>
-                <w:rFonts w:ascii="Tahoma" w:hAnsi="Tahoma" w:cs="Tahoma"/>
+                <w:rFonts w:cstheme="minorHAnsi"/>
                 <w:sz w:val="20"/>
                 <w:szCs w:val="18"/>
               </w:rPr>
-              <w:instrText xml:space="preserve">DOCVARIABLE _Fd430260792 \* MERGEFORMAT </w:instrText>
-            </w:r>
-            <w:r>
-              <w:rPr>
-                <w:rFonts w:ascii="Tahoma" w:hAnsi="Tahoma" w:cs="Tahoma"/>
+              <w:instrText xml:space="preserve">DOCVARIABLE _Fd1673444147 \* MERGEFORMAT </w:instrText>
+            </w:r>
+            <w:r>
+              <w:rPr>
+                <w:rFonts w:cstheme="minorHAnsi"/>
                 <w:sz w:val="20"/>
                 <w:szCs w:val="18"/>
               </w:rPr>
@@ -1865,15 +1698,15 @@
             </w:r>
             <w:r>
               <w:rPr>
-                <w:rFonts w:ascii="Tahoma" w:hAnsi="Tahoma" w:cs="Tahoma"/>
+                <w:rFonts w:cstheme="minorHAnsi"/>
                 <w:sz w:val="20"/>
                 <w:szCs w:val="18"/>
               </w:rPr>
-              <w:t xml:space="preserve">24.8 °C </w:t>
-            </w:r>
-            <w:r>
-              <w:rPr>
-                <w:rFonts w:ascii="Tahoma" w:hAnsi="Tahoma" w:cs="Tahoma"/>
+              <w:t xml:space="preserve">35.4 °C </w:t>
+            </w:r>
+            <w:r>
+              <w:rPr>
+                <w:rFonts w:cstheme="minorHAnsi"/>
                 <w:sz w:val="20"/>
                 <w:szCs w:val="18"/>
               </w:rPr>
@@ -1894,7 +1727,7 @@
             <w:pPr>
               <w:spacing w:after="0" w:line="240" w:lineRule="auto"/>
               <w:rPr>
-                <w:rFonts w:ascii="Tahoma" w:hAnsi="Tahoma" w:cs="Tahoma"/>
+                <w:rFonts w:cstheme="minorHAnsi"/>
                 <w:b/>
                 <w:u w:val="single"/>
               </w:rPr>
@@ -1912,14 +1745,14 @@
               <w:spacing w:after="0" w:line="240" w:lineRule="auto"/>
               <w:ind w:left="88" w:right="33"/>
               <w:rPr>
-                <w:rFonts w:ascii="Tahoma" w:hAnsi="Tahoma" w:cs="Tahoma"/>
+                <w:rFonts w:cstheme="minorHAnsi"/>
                 <w:sz w:val="20"/>
                 <w:szCs w:val="18"/>
               </w:rPr>
             </w:pPr>
             <w:r>
               <w:rPr>
-                <w:rFonts w:ascii="Tahoma" w:hAnsi="Tahoma" w:cs="Tahoma"/>
+                <w:rFonts w:cstheme="minorHAnsi"/>
                 <w:sz w:val="20"/>
                 <w:szCs w:val="18"/>
               </w:rPr>
@@ -1939,36 +1772,18 @@
               <w:ind w:right="33"/>
               <w:jc w:val="center"/>
               <w:rPr>
-                <w:rFonts w:ascii="Tahoma" w:hAnsi="Tahoma" w:cs="Tahoma"/>
+                <w:rFonts w:cstheme="minorHAnsi"/>
                 <w:sz w:val="20"/>
                 <w:szCs w:val="18"/>
               </w:rPr>
             </w:pPr>
             <w:r>
               <w:rPr>
-                <w:rFonts w:ascii="Tahoma" w:hAnsi="Tahoma" w:cs="Tahoma"/>
+                <w:rFonts w:cstheme="minorHAnsi"/>
                 <w:sz w:val="20"/>
                 <w:szCs w:val="18"/>
               </w:rPr>
-              <w:t xml:space="preserve">{{ </w:t>
-            </w:r>
-            <w:proofErr w:type="spellStart"/>
-            <w:r>
-              <w:rPr>
-                <w:rFonts w:ascii="Tahoma" w:hAnsi="Tahoma" w:cs="Tahoma"/>
-                <w:sz w:val="20"/>
-                <w:szCs w:val="18"/>
-              </w:rPr>
-              <w:t>fp.serialnumber</w:t>
-            </w:r>
-            <w:proofErr w:type="spellEnd"/>
-            <w:r>
-              <w:rPr>
-                <w:rFonts w:ascii="Tahoma" w:hAnsi="Tahoma" w:cs="Tahoma"/>
-                <w:sz w:val="20"/>
-                <w:szCs w:val="18"/>
-              </w:rPr>
-              <w:t xml:space="preserve"> }}</w:t>
+              <w:t>{{ fp.serialnumber }}</w:t>
             </w:r>
           </w:p>
         </w:tc>
@@ -1984,7 +1799,7 @@
             <w:pPr>
               <w:spacing w:after="0" w:line="240" w:lineRule="auto"/>
               <w:rPr>
-                <w:rFonts w:ascii="Tahoma" w:hAnsi="Tahoma" w:cs="Tahoma"/>
+                <w:rFonts w:cstheme="minorHAnsi"/>
                 <w:b/>
                 <w:u w:val="single"/>
               </w:rPr>
@@ -2005,7 +1820,7 @@
             <w:pPr>
               <w:spacing w:after="0" w:line="240" w:lineRule="auto"/>
               <w:rPr>
-                <w:rFonts w:ascii="Tahoma" w:hAnsi="Tahoma" w:cs="Tahoma"/>
+                <w:rFonts w:cstheme="minorHAnsi"/>
                 <w:b/>
                 <w:u w:val="single"/>
               </w:rPr>
@@ -2023,14 +1838,14 @@
               <w:spacing w:after="0" w:line="240" w:lineRule="auto"/>
               <w:ind w:left="144"/>
               <w:rPr>
-                <w:rFonts w:ascii="Tahoma" w:hAnsi="Tahoma" w:cs="Tahoma"/>
+                <w:rFonts w:cstheme="minorHAnsi"/>
                 <w:sz w:val="20"/>
                 <w:szCs w:val="18"/>
               </w:rPr>
             </w:pPr>
             <w:r>
               <w:rPr>
-                <w:rFonts w:ascii="Tahoma" w:hAnsi="Tahoma" w:cs="Tahoma"/>
+                <w:rFonts w:cstheme="minorHAnsi"/>
                 <w:sz w:val="20"/>
                 <w:szCs w:val="18"/>
               </w:rPr>
@@ -2038,7 +1853,7 @@
             </w:r>
             <w:r>
               <w:rPr>
-                <w:rFonts w:ascii="Tahoma" w:hAnsi="Tahoma" w:cs="Tahoma"/>
+                <w:rFonts w:cstheme="minorHAnsi"/>
                 <w:sz w:val="20"/>
                 <w:szCs w:val="18"/>
               </w:rPr>
@@ -2057,14 +1872,14 @@
               <w:spacing w:after="0" w:line="240" w:lineRule="auto"/>
               <w:jc w:val="center"/>
               <w:rPr>
-                <w:rFonts w:ascii="Tahoma" w:hAnsi="Tahoma" w:cs="Tahoma"/>
+                <w:rFonts w:cstheme="minorHAnsi"/>
                 <w:sz w:val="20"/>
                 <w:szCs w:val="18"/>
               </w:rPr>
             </w:pPr>
             <w:r>
               <w:rPr>
-                <w:rFonts w:ascii="Tahoma" w:hAnsi="Tahoma" w:cs="Tahoma"/>
+                <w:rFonts w:cstheme="minorHAnsi"/>
                 <w:sz w:val="20"/>
                 <w:szCs w:val="18"/>
               </w:rPr>
@@ -2072,15 +1887,15 @@
             </w:r>
             <w:r>
               <w:rPr>
-                <w:rFonts w:ascii="Tahoma" w:hAnsi="Tahoma" w:cs="Tahoma"/>
+                <w:rFonts w:cstheme="minorHAnsi"/>
                 <w:sz w:val="20"/>
                 <w:szCs w:val="18"/>
               </w:rPr>
-              <w:instrText xml:space="preserve">DOCVARIABLE _Fd555708374 \* MERGEFORMAT </w:instrText>
-            </w:r>
-            <w:r>
-              <w:rPr>
-                <w:rFonts w:ascii="Tahoma" w:hAnsi="Tahoma" w:cs="Tahoma"/>
+              <w:instrText xml:space="preserve">DOCVARIABLE _Fd2897064 \* MERGEFORMAT </w:instrText>
+            </w:r>
+            <w:r>
+              <w:rPr>
+                <w:rFonts w:cstheme="minorHAnsi"/>
                 <w:sz w:val="20"/>
                 <w:szCs w:val="18"/>
               </w:rPr>
@@ -2088,15 +1903,15 @@
             </w:r>
             <w:r>
               <w:rPr>
-                <w:rFonts w:ascii="Tahoma" w:hAnsi="Tahoma" w:cs="Tahoma"/>
+                <w:rFonts w:cstheme="minorHAnsi"/>
                 <w:sz w:val="20"/>
                 <w:szCs w:val="18"/>
               </w:rPr>
-              <w:t xml:space="preserve">25.7 °C </w:t>
-            </w:r>
-            <w:r>
-              <w:rPr>
-                <w:rFonts w:ascii="Tahoma" w:hAnsi="Tahoma" w:cs="Tahoma"/>
+              <w:t xml:space="preserve">37.8 °C </w:t>
+            </w:r>
+            <w:r>
+              <w:rPr>
+                <w:rFonts w:cstheme="minorHAnsi"/>
                 <w:sz w:val="20"/>
                 <w:szCs w:val="18"/>
               </w:rPr>
@@ -2117,7 +1932,7 @@
             <w:pPr>
               <w:spacing w:after="0" w:line="240" w:lineRule="auto"/>
               <w:rPr>
-                <w:rFonts w:ascii="Tahoma" w:hAnsi="Tahoma" w:cs="Tahoma"/>
+                <w:rFonts w:cstheme="minorHAnsi"/>
                 <w:b/>
                 <w:u w:val="single"/>
               </w:rPr>
@@ -2135,14 +1950,14 @@
               <w:spacing w:after="0" w:line="240" w:lineRule="auto"/>
               <w:ind w:left="88" w:right="33"/>
               <w:rPr>
-                <w:rFonts w:ascii="Tahoma" w:hAnsi="Tahoma" w:cs="Tahoma"/>
+                <w:rFonts w:cstheme="minorHAnsi"/>
                 <w:sz w:val="20"/>
                 <w:szCs w:val="18"/>
               </w:rPr>
             </w:pPr>
             <w:r>
               <w:rPr>
-                <w:rFonts w:ascii="Tahoma" w:hAnsi="Tahoma" w:cs="Tahoma"/>
+                <w:rFonts w:cstheme="minorHAnsi"/>
                 <w:sz w:val="20"/>
                 <w:szCs w:val="18"/>
               </w:rPr>
@@ -2162,14 +1977,14 @@
               <w:ind w:right="33"/>
               <w:jc w:val="center"/>
               <w:rPr>
-                <w:rFonts w:ascii="Tahoma" w:hAnsi="Tahoma" w:cs="Tahoma"/>
+                <w:rFonts w:cstheme="minorHAnsi"/>
                 <w:sz w:val="20"/>
                 <w:szCs w:val="18"/>
               </w:rPr>
             </w:pPr>
             <w:r>
               <w:rPr>
-                <w:rFonts w:ascii="Tahoma" w:hAnsi="Tahoma" w:cs="Tahoma"/>
+                <w:rFonts w:cstheme="minorHAnsi"/>
                 <w:sz w:val="20"/>
                 <w:szCs w:val="18"/>
               </w:rPr>
@@ -2189,7 +2004,7 @@
             <w:pPr>
               <w:spacing w:after="0" w:line="240" w:lineRule="auto"/>
               <w:rPr>
-                <w:rFonts w:ascii="Tahoma" w:hAnsi="Tahoma" w:cs="Tahoma"/>
+                <w:rFonts w:cstheme="minorHAnsi"/>
                 <w:b/>
                 <w:u w:val="single"/>
               </w:rPr>
@@ -2210,7 +2025,7 @@
             <w:pPr>
               <w:spacing w:after="0" w:line="240" w:lineRule="auto"/>
               <w:rPr>
-                <w:rFonts w:ascii="Tahoma" w:hAnsi="Tahoma" w:cs="Tahoma"/>
+                <w:rFonts w:cstheme="minorHAnsi"/>
                 <w:b/>
                 <w:u w:val="single"/>
               </w:rPr>
@@ -2228,14 +2043,14 @@
               <w:spacing w:after="0" w:line="240" w:lineRule="auto"/>
               <w:ind w:left="144"/>
               <w:rPr>
-                <w:rFonts w:ascii="Tahoma" w:hAnsi="Tahoma" w:cs="Tahoma"/>
+                <w:rFonts w:cstheme="minorHAnsi"/>
                 <w:sz w:val="20"/>
                 <w:szCs w:val="18"/>
               </w:rPr>
             </w:pPr>
             <w:r>
               <w:rPr>
-                <w:rFonts w:ascii="Tahoma" w:hAnsi="Tahoma" w:cs="Tahoma"/>
+                <w:rFonts w:cstheme="minorHAnsi"/>
                 <w:sz w:val="20"/>
                 <w:szCs w:val="18"/>
               </w:rPr>
@@ -2254,36 +2069,18 @@
               <w:spacing w:after="0" w:line="240" w:lineRule="auto"/>
               <w:jc w:val="center"/>
               <w:rPr>
-                <w:rFonts w:ascii="Tahoma" w:hAnsi="Tahoma" w:cs="Tahoma"/>
+                <w:rFonts w:cstheme="minorHAnsi"/>
                 <w:sz w:val="20"/>
                 <w:szCs w:val="18"/>
               </w:rPr>
             </w:pPr>
             <w:r>
               <w:rPr>
-                <w:rFonts w:ascii="Tahoma" w:hAnsi="Tahoma" w:cs="Tahoma"/>
+                <w:rFonts w:cstheme="minorHAnsi"/>
                 <w:sz w:val="20"/>
                 <w:szCs w:val="20"/>
               </w:rPr>
-              <w:t xml:space="preserve">{{ </w:t>
-            </w:r>
-            <w:proofErr w:type="spellStart"/>
-            <w:r>
-              <w:rPr>
-                <w:rFonts w:ascii="Tahoma" w:hAnsi="Tahoma" w:cs="Tahoma"/>
-                <w:sz w:val="20"/>
-                <w:szCs w:val="20"/>
-              </w:rPr>
-              <w:t>substation.ambient</w:t>
-            </w:r>
-            <w:proofErr w:type="spellEnd"/>
-            <w:r>
-              <w:rPr>
-                <w:rFonts w:ascii="Tahoma" w:hAnsi="Tahoma" w:cs="Tahoma"/>
-                <w:sz w:val="20"/>
-                <w:szCs w:val="20"/>
-              </w:rPr>
-              <w:t xml:space="preserve"> }}</w:t>
+              <w:t>{{ substation.ambient }}</w:t>
             </w:r>
           </w:p>
         </w:tc>
@@ -2300,7 +2097,7 @@
             <w:pPr>
               <w:spacing w:after="0" w:line="240" w:lineRule="auto"/>
               <w:rPr>
-                <w:rFonts w:ascii="Tahoma" w:hAnsi="Tahoma" w:cs="Tahoma"/>
+                <w:rFonts w:cstheme="minorHAnsi"/>
                 <w:b/>
                 <w:u w:val="single"/>
               </w:rPr>
@@ -2318,14 +2115,14 @@
               <w:spacing w:after="0" w:line="240" w:lineRule="auto"/>
               <w:ind w:left="88" w:right="33"/>
               <w:rPr>
-                <w:rFonts w:ascii="Tahoma" w:hAnsi="Tahoma" w:cs="Tahoma"/>
+                <w:rFonts w:cstheme="minorHAnsi"/>
                 <w:sz w:val="20"/>
                 <w:szCs w:val="18"/>
               </w:rPr>
             </w:pPr>
             <w:r>
               <w:rPr>
-                <w:rFonts w:ascii="Tahoma" w:hAnsi="Tahoma" w:cs="Tahoma"/>
+                <w:rFonts w:cstheme="minorHAnsi"/>
                 <w:sz w:val="20"/>
                 <w:szCs w:val="18"/>
               </w:rPr>
@@ -2345,14 +2142,14 @@
               <w:ind w:right="33"/>
               <w:jc w:val="center"/>
               <w:rPr>
-                <w:rFonts w:ascii="Tahoma" w:hAnsi="Tahoma" w:cs="Tahoma"/>
+                <w:rFonts w:cstheme="minorHAnsi"/>
                 <w:sz w:val="20"/>
                 <w:szCs w:val="18"/>
               </w:rPr>
             </w:pPr>
             <w:r>
               <w:rPr>
-                <w:rFonts w:ascii="Tahoma" w:hAnsi="Tahoma" w:cs="Tahoma"/>
+                <w:rFonts w:cstheme="minorHAnsi"/>
                 <w:sz w:val="20"/>
                 <w:szCs w:val="18"/>
               </w:rPr>
@@ -2372,7 +2169,7 @@
             <w:pPr>
               <w:spacing w:after="0" w:line="240" w:lineRule="auto"/>
               <w:rPr>
-                <w:rFonts w:ascii="Tahoma" w:hAnsi="Tahoma" w:cs="Tahoma"/>
+                <w:rFonts w:cstheme="minorHAnsi"/>
                 <w:b/>
                 <w:u w:val="single"/>
               </w:rPr>
@@ -2393,7 +2190,7 @@
             <w:pPr>
               <w:spacing w:after="0" w:line="240" w:lineRule="auto"/>
               <w:rPr>
-                <w:rFonts w:ascii="Tahoma" w:hAnsi="Tahoma" w:cs="Tahoma"/>
+                <w:rFonts w:cstheme="minorHAnsi"/>
                 <w:b/>
                 <w:u w:val="single"/>
               </w:rPr>
@@ -2411,7 +2208,7 @@
               <w:spacing w:after="0" w:line="240" w:lineRule="auto"/>
               <w:ind w:left="144"/>
               <w:rPr>
-                <w:rFonts w:ascii="Tahoma" w:hAnsi="Tahoma" w:cs="Tahoma"/>
+                <w:rFonts w:cstheme="minorHAnsi"/>
                 <w:b/>
                 <w:sz w:val="20"/>
                 <w:szCs w:val="18"/>
@@ -2419,7 +2216,7 @@
             </w:pPr>
             <w:r>
               <w:rPr>
-                <w:rFonts w:ascii="Tahoma" w:hAnsi="Tahoma" w:cs="Tahoma"/>
+                <w:rFonts w:cstheme="minorHAnsi"/>
                 <w:sz w:val="20"/>
                 <w:szCs w:val="18"/>
               </w:rPr>
@@ -2438,14 +2235,14 @@
               <w:spacing w:after="0" w:line="240" w:lineRule="auto"/>
               <w:jc w:val="center"/>
               <w:rPr>
-                <w:rFonts w:ascii="Tahoma" w:hAnsi="Tahoma" w:cs="Tahoma"/>
+                <w:rFonts w:cstheme="minorHAnsi"/>
                 <w:sz w:val="20"/>
                 <w:szCs w:val="20"/>
               </w:rPr>
             </w:pPr>
             <w:r>
               <w:rPr>
-                <w:rFonts w:ascii="Tahoma" w:hAnsi="Tahoma" w:cs="Tahoma"/>
+                <w:rFonts w:cstheme="minorHAnsi"/>
                 <w:sz w:val="20"/>
                 <w:szCs w:val="20"/>
               </w:rPr>
@@ -2453,15 +2250,15 @@
             </w:r>
             <w:r>
               <w:rPr>
-                <w:rFonts w:ascii="Tahoma" w:hAnsi="Tahoma" w:cs="Tahoma"/>
+                <w:rFonts w:cstheme="minorHAnsi"/>
                 <w:sz w:val="20"/>
                 <w:szCs w:val="20"/>
               </w:rPr>
-              <w:instrText xml:space="preserve">DOCVARIABLE _Fd154357016 \* MERGEFORMAT </w:instrText>
-            </w:r>
-            <w:r>
-              <w:rPr>
-                <w:rFonts w:ascii="Tahoma" w:hAnsi="Tahoma" w:cs="Tahoma"/>
+              <w:instrText xml:space="preserve">DOCVARIABLE _Fd1993242711 \* MERGEFORMAT </w:instrText>
+            </w:r>
+            <w:r>
+              <w:rPr>
+                <w:rFonts w:cstheme="minorHAnsi"/>
                 <w:sz w:val="20"/>
                 <w:szCs w:val="20"/>
               </w:rPr>
@@ -2469,15 +2266,15 @@
             </w:r>
             <w:r>
               <w:rPr>
-                <w:rFonts w:ascii="Tahoma" w:hAnsi="Tahoma" w:cs="Tahoma"/>
+                <w:rFonts w:cstheme="minorHAnsi"/>
                 <w:sz w:val="20"/>
                 <w:szCs w:val="20"/>
               </w:rPr>
-              <w:t xml:space="preserve">1.2 °C </w:t>
-            </w:r>
-            <w:r>
-              <w:rPr>
-                <w:rFonts w:ascii="Tahoma" w:hAnsi="Tahoma" w:cs="Tahoma"/>
+              <w:t xml:space="preserve">17.6 °C </w:t>
+            </w:r>
+            <w:r>
+              <w:rPr>
+                <w:rFonts w:cstheme="minorHAnsi"/>
                 <w:sz w:val="20"/>
                 <w:szCs w:val="20"/>
               </w:rPr>
@@ -2498,7 +2295,7 @@
             <w:pPr>
               <w:spacing w:after="0" w:line="240" w:lineRule="auto"/>
               <w:rPr>
-                <w:rFonts w:ascii="Tahoma" w:hAnsi="Tahoma" w:cs="Tahoma"/>
+                <w:rFonts w:cstheme="minorHAnsi"/>
                 <w:b/>
                 <w:u w:val="single"/>
               </w:rPr>
@@ -2519,14 +2316,14 @@
               <w:spacing w:after="0" w:line="240" w:lineRule="auto"/>
               <w:ind w:left="88" w:right="33"/>
               <w:rPr>
-                <w:rFonts w:ascii="Tahoma" w:hAnsi="Tahoma" w:cs="Tahoma"/>
+                <w:rFonts w:cstheme="minorHAnsi"/>
                 <w:sz w:val="20"/>
                 <w:szCs w:val="18"/>
               </w:rPr>
             </w:pPr>
             <w:r>
               <w:rPr>
-                <w:rFonts w:ascii="Tahoma" w:hAnsi="Tahoma" w:cs="Tahoma"/>
+                <w:rFonts w:cstheme="minorHAnsi"/>
                 <w:sz w:val="20"/>
                 <w:szCs w:val="18"/>
               </w:rPr>
@@ -2549,14 +2346,14 @@
               <w:ind w:right="33"/>
               <w:jc w:val="center"/>
               <w:rPr>
-                <w:rFonts w:ascii="Tahoma" w:hAnsi="Tahoma" w:cs="Tahoma"/>
+                <w:rFonts w:cstheme="minorHAnsi"/>
                 <w:sz w:val="20"/>
                 <w:szCs w:val="18"/>
               </w:rPr>
             </w:pPr>
             <w:r>
               <w:rPr>
-                <w:rFonts w:ascii="Tahoma" w:hAnsi="Tahoma" w:cs="Tahoma"/>
+                <w:rFonts w:cstheme="minorHAnsi"/>
                 <w:sz w:val="20"/>
                 <w:szCs w:val="18"/>
               </w:rPr>
@@ -2576,7 +2373,7 @@
             <w:pPr>
               <w:spacing w:after="0" w:line="240" w:lineRule="auto"/>
               <w:rPr>
-                <w:rFonts w:ascii="Tahoma" w:hAnsi="Tahoma" w:cs="Tahoma"/>
+                <w:rFonts w:cstheme="minorHAnsi"/>
                 <w:b/>
                 <w:u w:val="single"/>
               </w:rPr>
@@ -2597,7 +2394,7 @@
             <w:pPr>
               <w:spacing w:after="0" w:line="240" w:lineRule="auto"/>
               <w:rPr>
-                <w:rFonts w:ascii="Tahoma" w:hAnsi="Tahoma" w:cs="Tahoma"/>
+                <w:rFonts w:cstheme="minorHAnsi"/>
                 <w:b/>
                 <w:u w:val="single"/>
               </w:rPr>
@@ -2615,14 +2412,14 @@
               <w:spacing w:after="0" w:line="240" w:lineRule="auto"/>
               <w:ind w:left="144"/>
               <w:rPr>
-                <w:rFonts w:ascii="Tahoma" w:hAnsi="Tahoma" w:cs="Tahoma"/>
+                <w:rFonts w:cstheme="minorHAnsi"/>
                 <w:sz w:val="20"/>
                 <w:szCs w:val="18"/>
               </w:rPr>
             </w:pPr>
             <w:r>
               <w:rPr>
-                <w:rFonts w:ascii="Tahoma" w:hAnsi="Tahoma" w:cs="Tahoma"/>
+                <w:rFonts w:cstheme="minorHAnsi"/>
                 <w:sz w:val="20"/>
                 <w:szCs w:val="18"/>
               </w:rPr>
@@ -2641,14 +2438,14 @@
               <w:spacing w:after="0" w:line="240" w:lineRule="auto"/>
               <w:jc w:val="center"/>
               <w:rPr>
-                <w:rFonts w:ascii="Tahoma" w:hAnsi="Tahoma" w:cs="Tahoma"/>
+                <w:rFonts w:cstheme="minorHAnsi"/>
                 <w:sz w:val="20"/>
                 <w:szCs w:val="20"/>
               </w:rPr>
             </w:pPr>
             <w:r>
               <w:rPr>
-                <w:rFonts w:ascii="Tahoma" w:hAnsi="Tahoma" w:cs="Tahoma"/>
+                <w:rFonts w:cstheme="minorHAnsi"/>
                 <w:sz w:val="20"/>
                 <w:szCs w:val="18"/>
               </w:rPr>
@@ -2669,7 +2466,7 @@
             <w:pPr>
               <w:spacing w:after="0" w:line="240" w:lineRule="auto"/>
               <w:rPr>
-                <w:rFonts w:ascii="Tahoma" w:hAnsi="Tahoma" w:cs="Tahoma"/>
+                <w:rFonts w:cstheme="minorHAnsi"/>
                 <w:b/>
                 <w:u w:val="single"/>
               </w:rPr>
@@ -2690,14 +2487,14 @@
               <w:spacing w:after="0" w:line="240" w:lineRule="auto"/>
               <w:ind w:left="88" w:right="33"/>
               <w:rPr>
-                <w:rFonts w:ascii="Tahoma" w:hAnsi="Tahoma" w:cs="Tahoma"/>
+                <w:rFonts w:cstheme="minorHAnsi"/>
                 <w:sz w:val="20"/>
                 <w:szCs w:val="18"/>
               </w:rPr>
             </w:pPr>
             <w:r>
               <w:rPr>
-                <w:rFonts w:ascii="Tahoma" w:hAnsi="Tahoma" w:cs="Tahoma"/>
+                <w:rFonts w:cstheme="minorHAnsi"/>
                 <w:sz w:val="20"/>
                 <w:szCs w:val="18"/>
               </w:rPr>
@@ -2720,36 +2517,18 @@
               <w:ind w:right="33"/>
               <w:jc w:val="center"/>
               <w:rPr>
-                <w:rFonts w:ascii="Tahoma" w:hAnsi="Tahoma" w:cs="Tahoma"/>
+                <w:rFonts w:cstheme="minorHAnsi"/>
                 <w:sz w:val="20"/>
                 <w:szCs w:val="18"/>
               </w:rPr>
             </w:pPr>
             <w:r>
               <w:rPr>
-                <w:rFonts w:ascii="Tahoma" w:hAnsi="Tahoma" w:cs="Tahoma"/>
+                <w:rFonts w:cstheme="minorHAnsi"/>
                 <w:sz w:val="20"/>
                 <w:szCs w:val="18"/>
               </w:rPr>
-              <w:t xml:space="preserve">{{ </w:t>
-            </w:r>
-            <w:proofErr w:type="spellStart"/>
-            <w:r>
-              <w:rPr>
-                <w:rFonts w:ascii="Tahoma" w:hAnsi="Tahoma" w:cs="Tahoma"/>
-                <w:sz w:val="20"/>
-                <w:szCs w:val="18"/>
-              </w:rPr>
-              <w:t>fp.cabletype</w:t>
-            </w:r>
-            <w:proofErr w:type="spellEnd"/>
-            <w:r>
-              <w:rPr>
-                <w:rFonts w:ascii="Tahoma" w:hAnsi="Tahoma" w:cs="Tahoma"/>
-                <w:sz w:val="20"/>
-                <w:szCs w:val="18"/>
-              </w:rPr>
-              <w:t xml:space="preserve"> }}</w:t>
+              <w:t>{{ fp.cabletype }}</w:t>
             </w:r>
           </w:p>
         </w:tc>
@@ -2765,7 +2544,7 @@
             <w:pPr>
               <w:spacing w:after="0" w:line="240" w:lineRule="auto"/>
               <w:rPr>
-                <w:rFonts w:ascii="Tahoma" w:hAnsi="Tahoma" w:cs="Tahoma"/>
+                <w:rFonts w:cstheme="minorHAnsi"/>
                 <w:b/>
                 <w:u w:val="single"/>
               </w:rPr>
@@ -2786,7 +2565,7 @@
             <w:pPr>
               <w:spacing w:after="0" w:line="240" w:lineRule="auto"/>
               <w:rPr>
-                <w:rFonts w:ascii="Tahoma" w:hAnsi="Tahoma" w:cs="Tahoma"/>
+                <w:rFonts w:cstheme="minorHAnsi"/>
                 <w:b/>
                 <w:u w:val="single"/>
               </w:rPr>
@@ -2807,26 +2586,18 @@
               <w:spacing w:after="0" w:line="240" w:lineRule="auto"/>
               <w:ind w:left="144"/>
               <w:rPr>
-                <w:rFonts w:ascii="Tahoma" w:hAnsi="Tahoma" w:cs="Tahoma"/>
+                <w:rFonts w:cstheme="minorHAnsi"/>
                 <w:sz w:val="20"/>
                 <w:szCs w:val="18"/>
               </w:rPr>
             </w:pPr>
             <w:r>
               <w:rPr>
-                <w:rFonts w:ascii="Tahoma" w:hAnsi="Tahoma" w:cs="Tahoma"/>
+                <w:rFonts w:cstheme="minorHAnsi"/>
                 <w:sz w:val="20"/>
                 <w:szCs w:val="18"/>
               </w:rPr>
-              <w:t>Defect</w:t>
-            </w:r>
-            <w:r>
-              <w:rPr>
-                <w:rFonts w:ascii="Tahoma" w:hAnsi="Tahoma" w:cs="Tahoma"/>
-                <w:sz w:val="20"/>
-                <w:szCs w:val="18"/>
-              </w:rPr>
-              <w:t xml:space="preserve"> </w:t>
+              <w:t xml:space="preserve">Defect </w:t>
             </w:r>
           </w:p>
         </w:tc>
@@ -2845,19 +2616,11 @@
               <w:spacing w:after="0" w:line="240" w:lineRule="auto"/>
               <w:jc w:val="center"/>
               <w:rPr>
-                <w:rFonts w:ascii="Tahoma" w:hAnsi="Tahoma" w:cs="Tahoma"/>
+                <w:rFonts w:cstheme="minorHAnsi"/>
                 <w:sz w:val="20"/>
                 <w:szCs w:val="18"/>
               </w:rPr>
             </w:pPr>
-            <w:r>
-              <w:rPr>
-                <w:rFonts w:ascii="Tahoma" w:hAnsi="Tahoma" w:cs="Tahoma"/>
-                <w:sz w:val="18"/>
-                <w:szCs w:val="16"/>
-              </w:rPr>
-              <w:t>REPAIR IMMEDIATELY</w:t>
-            </w:r>
           </w:p>
         </w:tc>
         <w:tc>
@@ -2874,7 +2637,7 @@
             <w:pPr>
               <w:spacing w:after="0" w:line="240" w:lineRule="auto"/>
               <w:rPr>
-                <w:rFonts w:ascii="Tahoma" w:hAnsi="Tahoma" w:cs="Tahoma"/>
+                <w:rFonts w:cstheme="minorHAnsi"/>
                 <w:b/>
                 <w:u w:val="single"/>
               </w:rPr>
@@ -2898,7 +2661,7 @@
               <w:spacing w:after="0" w:line="240" w:lineRule="auto"/>
               <w:ind w:left="88" w:right="33"/>
               <w:rPr>
-                <w:rFonts w:ascii="Tahoma" w:hAnsi="Tahoma" w:cs="Tahoma"/>
+                <w:rFonts w:cstheme="minorHAnsi"/>
                 <w:sz w:val="20"/>
                 <w:szCs w:val="18"/>
               </w:rPr>
@@ -2923,7 +2686,7 @@
               <w:ind w:right="33"/>
               <w:jc w:val="center"/>
               <w:rPr>
-                <w:rFonts w:ascii="Tahoma" w:hAnsi="Tahoma" w:cs="Tahoma"/>
+                <w:rFonts w:cstheme="minorHAnsi"/>
                 <w:sz w:val="20"/>
                 <w:szCs w:val="18"/>
               </w:rPr>
@@ -2943,7 +2706,7 @@
             <w:pPr>
               <w:spacing w:after="0" w:line="240" w:lineRule="auto"/>
               <w:rPr>
-                <w:rFonts w:ascii="Tahoma" w:hAnsi="Tahoma" w:cs="Tahoma"/>
+                <w:rFonts w:cstheme="minorHAnsi"/>
                 <w:b/>
                 <w:u w:val="single"/>
               </w:rPr>
@@ -2968,7 +2731,7 @@
             <w:pPr>
               <w:spacing w:after="0" w:line="240" w:lineRule="auto"/>
               <w:rPr>
-                <w:rFonts w:ascii="Tahoma" w:hAnsi="Tahoma" w:cs="Tahoma"/>
+                <w:rFonts w:cstheme="minorHAnsi"/>
                 <w:b/>
                 <w:sz w:val="10"/>
                 <w:u w:val="single"/>
@@ -2979,7 +2742,7 @@
             <w:pPr>
               <w:spacing w:after="0" w:line="240" w:lineRule="auto"/>
               <w:rPr>
-                <w:rFonts w:ascii="Tahoma" w:hAnsi="Tahoma" w:cs="Tahoma"/>
+                <w:rFonts w:cstheme="minorHAnsi"/>
                 <w:b/>
                 <w:sz w:val="10"/>
                 <w:u w:val="single"/>
@@ -3002,7 +2765,7 @@
             <w:pPr>
               <w:spacing w:after="0" w:line="240" w:lineRule="auto"/>
               <w:rPr>
-                <w:rFonts w:ascii="Tahoma" w:hAnsi="Tahoma" w:cs="Tahoma"/>
+                <w:rFonts w:cstheme="minorHAnsi"/>
                 <w:b/>
                 <w:sz w:val="6"/>
                 <w:u w:val="single"/>
@@ -3023,7 +2786,7 @@
             <w:pPr>
               <w:spacing w:after="0" w:line="240" w:lineRule="auto"/>
               <w:rPr>
-                <w:rFonts w:ascii="Tahoma" w:hAnsi="Tahoma" w:cs="Tahoma"/>
+                <w:rFonts w:cstheme="minorHAnsi"/>
                 <w:b/>
                 <w:sz w:val="10"/>
                 <w:u w:val="single"/>
@@ -3049,7 +2812,7 @@
             <w:pPr>
               <w:spacing w:after="0" w:line="240" w:lineRule="auto"/>
               <w:rPr>
-                <w:rFonts w:ascii="Tahoma" w:hAnsi="Tahoma" w:cs="Tahoma"/>
+                <w:rFonts w:cstheme="minorHAnsi"/>
                 <w:b/>
                 <w:sz w:val="10"/>
                 <w:u w:val="single"/>
@@ -3072,7 +2835,7 @@
             <w:pPr>
               <w:spacing w:after="0" w:line="240" w:lineRule="auto"/>
               <w:rPr>
-                <w:rFonts w:ascii="Tahoma" w:hAnsi="Tahoma" w:cs="Tahoma"/>
+                <w:rFonts w:cstheme="minorHAnsi"/>
                 <w:b/>
                 <w:sz w:val="10"/>
                 <w:u w:val="single"/>
@@ -3093,7 +2856,7 @@
             <w:pPr>
               <w:spacing w:after="0" w:line="240" w:lineRule="auto"/>
               <w:rPr>
-                <w:rFonts w:ascii="Tahoma" w:hAnsi="Tahoma" w:cs="Tahoma"/>
+                <w:rFonts w:cstheme="minorHAnsi"/>
                 <w:b/>
                 <w:sz w:val="10"/>
                 <w:u w:val="single"/>
@@ -3116,7 +2879,7 @@
             <w:pPr>
               <w:spacing w:after="0" w:line="240" w:lineRule="auto"/>
               <w:rPr>
-                <w:rFonts w:ascii="Tahoma" w:hAnsi="Tahoma" w:cs="Tahoma"/>
+                <w:rFonts w:cstheme="minorHAnsi"/>
                 <w:b/>
                 <w:u w:val="single"/>
               </w:rPr>
@@ -3139,7 +2902,7 @@
               <w:spacing w:after="0" w:line="240" w:lineRule="auto"/>
               <w:jc w:val="center"/>
               <w:rPr>
-                <w:rFonts w:ascii="Tahoma" w:hAnsi="Tahoma" w:cs="Tahoma"/>
+                <w:rFonts w:cstheme="minorHAnsi"/>
                 <w:b/>
               </w:rPr>
             </w:pPr>
@@ -3160,7 +2923,7 @@
             <w:pPr>
               <w:spacing w:after="0" w:line="240" w:lineRule="auto"/>
               <w:rPr>
-                <w:rFonts w:ascii="Tahoma" w:hAnsi="Tahoma" w:cs="Tahoma"/>
+                <w:rFonts w:cstheme="minorHAnsi"/>
                 <w:b/>
                 <w:u w:val="single"/>
               </w:rPr>
@@ -3183,7 +2946,7 @@
               <w:spacing w:after="0" w:line="240" w:lineRule="auto"/>
               <w:jc w:val="center"/>
               <w:rPr>
-                <w:rFonts w:ascii="Tahoma" w:hAnsi="Tahoma" w:cs="Tahoma"/>
+                <w:rFonts w:cstheme="minorHAnsi"/>
                 <w:b/>
                 <w:u w:val="single"/>
               </w:rPr>
@@ -3203,7 +2966,7 @@
             <w:pPr>
               <w:spacing w:after="0" w:line="240" w:lineRule="auto"/>
               <w:rPr>
-                <w:rFonts w:ascii="Tahoma" w:hAnsi="Tahoma" w:cs="Tahoma"/>
+                <w:rFonts w:cstheme="minorHAnsi"/>
                 <w:b/>
                 <w:u w:val="single"/>
               </w:rPr>
@@ -3228,7 +2991,7 @@
             <w:pPr>
               <w:spacing w:after="0" w:line="240" w:lineRule="auto"/>
               <w:rPr>
-                <w:rFonts w:ascii="Tahoma" w:hAnsi="Tahoma" w:cs="Tahoma"/>
+                <w:rFonts w:cstheme="minorHAnsi"/>
                 <w:b/>
                 <w:sz w:val="10"/>
                 <w:u w:val="single"/>
@@ -3251,7 +3014,7 @@
             <w:pPr>
               <w:spacing w:after="0" w:line="240" w:lineRule="auto"/>
               <w:rPr>
-                <w:rFonts w:ascii="Tahoma" w:hAnsi="Tahoma" w:cs="Tahoma"/>
+                <w:rFonts w:cstheme="minorHAnsi"/>
                 <w:b/>
                 <w:sz w:val="2"/>
                 <w:u w:val="single"/>
@@ -3275,7 +3038,7 @@
             <w:pPr>
               <w:spacing w:after="0" w:line="240" w:lineRule="auto"/>
               <w:rPr>
-                <w:rFonts w:ascii="Tahoma" w:hAnsi="Tahoma" w:cs="Tahoma"/>
+                <w:rFonts w:cstheme="minorHAnsi"/>
                 <w:b/>
                 <w:sz w:val="10"/>
                 <w:u w:val="single"/>
@@ -3298,7 +3061,7 @@
             <w:pPr>
               <w:spacing w:after="0" w:line="240" w:lineRule="auto"/>
               <w:rPr>
-                <w:rFonts w:ascii="Tahoma" w:hAnsi="Tahoma" w:cs="Tahoma"/>
+                <w:rFonts w:cstheme="minorHAnsi"/>
                 <w:b/>
                 <w:sz w:val="10"/>
                 <w:u w:val="single"/>
@@ -3319,7 +3082,7 @@
             <w:pPr>
               <w:spacing w:after="0" w:line="240" w:lineRule="auto"/>
               <w:rPr>
-                <w:rFonts w:ascii="Tahoma" w:hAnsi="Tahoma" w:cs="Tahoma"/>
+                <w:rFonts w:cstheme="minorHAnsi"/>
                 <w:b/>
                 <w:sz w:val="10"/>
                 <w:u w:val="single"/>
@@ -3330,7 +3093,7 @@
       </w:tr>
       <w:tr>
         <w:trPr>
-          <w:trHeight w:val="121"/>
+          <w:trHeight w:val="122"/>
         </w:trPr>
         <w:tc>
           <w:tcPr>
@@ -3345,7 +3108,7 @@
             <w:pPr>
               <w:spacing w:after="0" w:line="240" w:lineRule="auto"/>
               <w:rPr>
-                <w:rFonts w:ascii="Tahoma" w:hAnsi="Tahoma" w:cs="Tahoma"/>
+                <w:rFonts w:cstheme="minorHAnsi"/>
                 <w:b/>
                 <w:sz w:val="10"/>
                 <w:u w:val="single"/>
@@ -3371,7 +3134,7 @@
               <w:spacing w:after="0" w:line="240" w:lineRule="auto"/>
               <w:jc w:val="center"/>
               <w:rPr>
-                <w:rFonts w:ascii="Tahoma" w:hAnsi="Tahoma" w:cs="Tahoma"/>
+                <w:rFonts w:cstheme="minorHAnsi"/>
                 <w:b/>
               </w:rPr>
             </w:pPr>
@@ -3393,7 +3156,7 @@
             <w:pPr>
               <w:spacing w:after="0" w:line="240" w:lineRule="auto"/>
               <w:rPr>
-                <w:rFonts w:ascii="Tahoma" w:hAnsi="Tahoma" w:cs="Tahoma"/>
+                <w:rFonts w:cstheme="minorHAnsi"/>
                 <w:b/>
                 <w:sz w:val="10"/>
                 <w:u w:val="single"/>
@@ -3419,7 +3182,7 @@
               <w:spacing w:after="0" w:line="240" w:lineRule="auto"/>
               <w:jc w:val="center"/>
               <w:rPr>
-                <w:rFonts w:ascii="Tahoma" w:hAnsi="Tahoma" w:cs="Tahoma"/>
+                <w:rFonts w:cstheme="minorHAnsi"/>
                 <w:b/>
               </w:rPr>
             </w:pPr>
@@ -3438,7 +3201,7 @@
             <w:pPr>
               <w:spacing w:after="0" w:line="240" w:lineRule="auto"/>
               <w:rPr>
-                <w:rFonts w:ascii="Tahoma" w:hAnsi="Tahoma" w:cs="Tahoma"/>
+                <w:rFonts w:cstheme="minorHAnsi"/>
                 <w:b/>
                 <w:sz w:val="10"/>
                 <w:u w:val="single"/>
@@ -3464,7 +3227,7 @@
             <w:pPr>
               <w:spacing w:after="0" w:line="240" w:lineRule="auto"/>
               <w:rPr>
-                <w:rFonts w:ascii="Tahoma" w:hAnsi="Tahoma" w:cs="Tahoma"/>
+                <w:rFonts w:cstheme="minorHAnsi"/>
                 <w:b/>
                 <w:u w:val="single"/>
               </w:rPr>
@@ -3492,7 +3255,7 @@
               <w:spacing w:after="0" w:line="240" w:lineRule="auto"/>
               <w:jc w:val="center"/>
               <w:rPr>
-                <w:rFonts w:ascii="Tahoma" w:hAnsi="Tahoma" w:cs="Tahoma"/>
+                <w:rFonts w:cstheme="minorHAnsi"/>
               </w:rPr>
             </w:pPr>
           </w:p>
@@ -3512,7 +3275,7 @@
             <w:pPr>
               <w:spacing w:after="0" w:line="240" w:lineRule="auto"/>
               <w:rPr>
-                <w:rFonts w:ascii="Tahoma" w:hAnsi="Tahoma" w:cs="Tahoma"/>
+                <w:rFonts w:cstheme="minorHAnsi"/>
                 <w:b/>
                 <w:u w:val="single"/>
               </w:rPr>
@@ -3535,7 +3298,7 @@
             <w:pPr>
               <w:spacing w:after="0" w:line="240" w:lineRule="auto"/>
               <w:rPr>
-                <w:rFonts w:ascii="Tahoma" w:hAnsi="Tahoma" w:cs="Tahoma"/>
+                <w:rFonts w:cstheme="minorHAnsi"/>
                 <w:b/>
                 <w:u w:val="single"/>
               </w:rPr>
@@ -3555,7 +3318,7 @@
             <w:pPr>
               <w:spacing w:after="0" w:line="240" w:lineRule="auto"/>
               <w:rPr>
-                <w:rFonts w:ascii="Tahoma" w:hAnsi="Tahoma" w:cs="Tahoma"/>
+                <w:rFonts w:cstheme="minorHAnsi"/>
                 <w:b/>
                 <w:u w:val="single"/>
               </w:rPr>
@@ -3580,7 +3343,7 @@
             <w:pPr>
               <w:spacing w:after="0" w:line="240" w:lineRule="auto"/>
               <w:rPr>
-                <w:rFonts w:ascii="Tahoma" w:hAnsi="Tahoma" w:cs="Tahoma"/>
+                <w:rFonts w:cstheme="minorHAnsi"/>
                 <w:b/>
                 <w:u w:val="single"/>
               </w:rPr>
@@ -3603,7 +3366,7 @@
             <w:pPr>
               <w:spacing w:after="0" w:line="240" w:lineRule="auto"/>
               <w:rPr>
-                <w:rFonts w:ascii="Tahoma" w:hAnsi="Tahoma" w:cs="Tahoma"/>
+                <w:rFonts w:cstheme="minorHAnsi"/>
                 <w:b/>
                 <w:u w:val="single"/>
               </w:rPr>
@@ -3625,7 +3388,7 @@
             <w:pPr>
               <w:spacing w:after="0" w:line="240" w:lineRule="auto"/>
               <w:rPr>
-                <w:rFonts w:ascii="Tahoma" w:hAnsi="Tahoma" w:cs="Tahoma"/>
+                <w:rFonts w:cstheme="minorHAnsi"/>
                 <w:b/>
                 <w:u w:val="single"/>
               </w:rPr>
@@ -3648,7 +3411,7 @@
             <w:pPr>
               <w:spacing w:after="0" w:line="240" w:lineRule="auto"/>
               <w:rPr>
-                <w:rFonts w:ascii="Tahoma" w:hAnsi="Tahoma" w:cs="Tahoma"/>
+                <w:rFonts w:cstheme="minorHAnsi"/>
                 <w:b/>
                 <w:u w:val="single"/>
               </w:rPr>
@@ -3668,7 +3431,7 @@
             <w:pPr>
               <w:spacing w:after="0" w:line="240" w:lineRule="auto"/>
               <w:rPr>
-                <w:rFonts w:ascii="Tahoma" w:hAnsi="Tahoma" w:cs="Tahoma"/>
+                <w:rFonts w:cstheme="minorHAnsi"/>
                 <w:b/>
                 <w:u w:val="single"/>
               </w:rPr>
@@ -3693,7 +3456,7 @@
             <w:pPr>
               <w:spacing w:after="0" w:line="240" w:lineRule="auto"/>
               <w:rPr>
-                <w:rFonts w:ascii="Tahoma" w:hAnsi="Tahoma" w:cs="Tahoma"/>
+                <w:rFonts w:cstheme="minorHAnsi"/>
                 <w:b/>
                 <w:u w:val="single"/>
               </w:rPr>
@@ -3716,7 +3479,7 @@
             <w:pPr>
               <w:spacing w:after="0" w:line="240" w:lineRule="auto"/>
               <w:rPr>
-                <w:rFonts w:ascii="Tahoma" w:hAnsi="Tahoma" w:cs="Tahoma"/>
+                <w:rFonts w:cstheme="minorHAnsi"/>
                 <w:b/>
                 <w:u w:val="single"/>
               </w:rPr>
@@ -3738,7 +3501,7 @@
             <w:pPr>
               <w:spacing w:after="0" w:line="240" w:lineRule="auto"/>
               <w:rPr>
-                <w:rFonts w:ascii="Tahoma" w:hAnsi="Tahoma" w:cs="Tahoma"/>
+                <w:rFonts w:cstheme="minorHAnsi"/>
                 <w:b/>
                 <w:u w:val="single"/>
               </w:rPr>
@@ -3761,7 +3524,7 @@
             <w:pPr>
               <w:spacing w:after="0" w:line="240" w:lineRule="auto"/>
               <w:rPr>
-                <w:rFonts w:ascii="Tahoma" w:hAnsi="Tahoma" w:cs="Tahoma"/>
+                <w:rFonts w:cstheme="minorHAnsi"/>
                 <w:b/>
                 <w:u w:val="single"/>
               </w:rPr>
@@ -3781,7 +3544,7 @@
             <w:pPr>
               <w:spacing w:after="0" w:line="240" w:lineRule="auto"/>
               <w:rPr>
-                <w:rFonts w:ascii="Tahoma" w:hAnsi="Tahoma" w:cs="Tahoma"/>
+                <w:rFonts w:cstheme="minorHAnsi"/>
                 <w:b/>
                 <w:u w:val="single"/>
               </w:rPr>
@@ -3807,7 +3570,7 @@
             <w:pPr>
               <w:spacing w:after="0" w:line="240" w:lineRule="auto"/>
               <w:rPr>
-                <w:rFonts w:ascii="Tahoma" w:hAnsi="Tahoma" w:cs="Tahoma"/>
+                <w:rFonts w:cstheme="minorHAnsi"/>
                 <w:b/>
                 <w:sz w:val="20"/>
                 <w:u w:val="single"/>
@@ -3830,7 +3593,7 @@
             <w:pPr>
               <w:spacing w:after="0" w:line="240" w:lineRule="auto"/>
               <w:rPr>
-                <w:rFonts w:ascii="Tahoma" w:hAnsi="Tahoma" w:cs="Tahoma"/>
+                <w:rFonts w:cstheme="minorHAnsi"/>
                 <w:b/>
                 <w:sz w:val="18"/>
                 <w:u w:val="single"/>
@@ -3853,7 +3616,7 @@
             <w:pPr>
               <w:spacing w:after="0" w:line="240" w:lineRule="auto"/>
               <w:rPr>
-                <w:rFonts w:ascii="Tahoma" w:hAnsi="Tahoma" w:cs="Tahoma"/>
+                <w:rFonts w:cstheme="minorHAnsi"/>
                 <w:b/>
                 <w:u w:val="single"/>
               </w:rPr>
@@ -3875,7 +3638,7 @@
             <w:pPr>
               <w:spacing w:after="0" w:line="240" w:lineRule="auto"/>
               <w:rPr>
-                <w:rFonts w:ascii="Tahoma" w:hAnsi="Tahoma" w:cs="Tahoma"/>
+                <w:rFonts w:cstheme="minorHAnsi"/>
                 <w:b/>
                 <w:u w:val="single"/>
               </w:rPr>
@@ -3895,7 +3658,7 @@
             <w:pPr>
               <w:spacing w:after="0" w:line="240" w:lineRule="auto"/>
               <w:rPr>
-                <w:rFonts w:ascii="Tahoma" w:hAnsi="Tahoma" w:cs="Tahoma"/>
+                <w:rFonts w:cstheme="minorHAnsi"/>
                 <w:b/>
                 <w:u w:val="single"/>
               </w:rPr>
@@ -3920,7 +3683,7 @@
             <w:pPr>
               <w:spacing w:after="0" w:line="240" w:lineRule="auto"/>
               <w:rPr>
-                <w:rFonts w:ascii="Tahoma" w:hAnsi="Tahoma" w:cs="Tahoma"/>
+                <w:rFonts w:cstheme="minorHAnsi"/>
                 <w:b/>
                 <w:u w:val="single"/>
               </w:rPr>
@@ -3942,7 +3705,7 @@
             <w:pPr>
               <w:spacing w:after="0" w:line="240" w:lineRule="auto"/>
               <w:rPr>
-                <w:rFonts w:ascii="Tahoma" w:hAnsi="Tahoma" w:cs="Tahoma"/>
+                <w:rFonts w:cstheme="minorHAnsi"/>
                 <w:b/>
               </w:rPr>
             </w:pPr>
@@ -3984,7 +3747,7 @@
             <w:pPr>
               <w:spacing w:after="0" w:line="240" w:lineRule="auto"/>
               <w:rPr>
-                <w:rFonts w:ascii="Tahoma" w:hAnsi="Tahoma" w:cs="Tahoma"/>
+                <w:rFonts w:cstheme="minorHAnsi"/>
                 <w:b/>
                 <w:u w:val="single"/>
               </w:rPr>
@@ -4006,7 +3769,7 @@
             <w:pPr>
               <w:spacing w:after="0" w:line="240" w:lineRule="auto"/>
               <w:rPr>
-                <w:rFonts w:ascii="Tahoma" w:hAnsi="Tahoma" w:cs="Tahoma"/>
+                <w:rFonts w:cstheme="minorHAnsi"/>
                 <w:b/>
                 <w:u w:val="single"/>
               </w:rPr>
@@ -4030,7 +3793,7 @@
               <w:spacing w:after="0" w:line="240" w:lineRule="auto"/>
               <w:jc w:val="center"/>
               <w:rPr>
-                <w:rFonts w:ascii="Tahoma" w:hAnsi="Tahoma" w:cs="Tahoma"/>
+                <w:rFonts w:cstheme="minorHAnsi"/>
                 <w:b/>
                 <w:u w:val="single"/>
               </w:rPr>
@@ -4054,7 +3817,7 @@
               <w:spacing w:after="0" w:line="240" w:lineRule="auto"/>
               <w:jc w:val="center"/>
               <w:rPr>
-                <w:rFonts w:ascii="Tahoma" w:hAnsi="Tahoma" w:cs="Tahoma"/>
+                <w:rFonts w:cstheme="minorHAnsi"/>
                 <w:b/>
                 <w:u w:val="single"/>
               </w:rPr>
@@ -4076,7 +3839,7 @@
             <w:pPr>
               <w:spacing w:after="0" w:line="240" w:lineRule="auto"/>
               <w:rPr>
-                <w:rFonts w:ascii="Tahoma" w:hAnsi="Tahoma" w:cs="Tahoma"/>
+                <w:rFonts w:cstheme="minorHAnsi"/>
                 <w:b/>
                 <w:u w:val="single"/>
               </w:rPr>
@@ -4096,7 +3859,7 @@
             <w:pPr>
               <w:spacing w:after="0" w:line="240" w:lineRule="auto"/>
               <w:rPr>
-                <w:rFonts w:ascii="Tahoma" w:hAnsi="Tahoma" w:cs="Tahoma"/>
+                <w:rFonts w:cstheme="minorHAnsi"/>
                 <w:b/>
                 <w:u w:val="single"/>
               </w:rPr>
@@ -4121,7 +3884,7 @@
             <w:pPr>
               <w:spacing w:after="0" w:line="240" w:lineRule="auto"/>
               <w:rPr>
-                <w:rFonts w:ascii="Tahoma" w:hAnsi="Tahoma" w:cs="Tahoma"/>
+                <w:rFonts w:cstheme="minorHAnsi"/>
                 <w:b/>
                 <w:sz w:val="16"/>
                 <w:u w:val="single"/>
@@ -4144,7 +3907,7 @@
             <w:pPr>
               <w:spacing w:after="0" w:line="240" w:lineRule="auto"/>
               <w:rPr>
-                <w:rFonts w:ascii="Tahoma" w:hAnsi="Tahoma" w:cs="Tahoma"/>
+                <w:rFonts w:cstheme="minorHAnsi"/>
                 <w:b/>
                 <w:sz w:val="2"/>
                 <w:u w:val="single"/>
@@ -4188,7 +3951,7 @@
             <w:pPr>
               <w:spacing w:after="0" w:line="240" w:lineRule="auto"/>
               <w:rPr>
-                <w:rFonts w:ascii="Tahoma" w:hAnsi="Tahoma" w:cs="Tahoma"/>
+                <w:rFonts w:cstheme="minorHAnsi"/>
                 <w:b/>
                 <w:u w:val="single"/>
               </w:rPr>
@@ -4210,7 +3973,7 @@
             <w:pPr>
               <w:spacing w:after="0" w:line="240" w:lineRule="auto"/>
               <w:rPr>
-                <w:rFonts w:ascii="Tahoma" w:hAnsi="Tahoma" w:cs="Tahoma"/>
+                <w:rFonts w:cstheme="minorHAnsi"/>
                 <w:b/>
                 <w:u w:val="single"/>
               </w:rPr>
@@ -4233,7 +3996,7 @@
               <w:spacing w:after="0" w:line="240" w:lineRule="auto"/>
               <w:jc w:val="center"/>
               <w:rPr>
-                <w:rFonts w:ascii="Tahoma" w:hAnsi="Tahoma" w:cs="Tahoma"/>
+                <w:rFonts w:cstheme="minorHAnsi"/>
                 <w:b/>
               </w:rPr>
             </w:pPr>
@@ -4256,7 +4019,7 @@
               <w:spacing w:after="0" w:line="240" w:lineRule="auto"/>
               <w:jc w:val="center"/>
               <w:rPr>
-                <w:rFonts w:ascii="Tahoma" w:hAnsi="Tahoma" w:cs="Tahoma"/>
+                <w:rFonts w:cstheme="minorHAnsi"/>
                 <w:b/>
                 <w:u w:val="single"/>
               </w:rPr>
@@ -4279,7 +4042,7 @@
               <w:spacing w:after="0" w:line="240" w:lineRule="auto"/>
               <w:jc w:val="center"/>
               <w:rPr>
-                <w:rFonts w:ascii="Tahoma" w:hAnsi="Tahoma" w:cs="Tahoma"/>
+                <w:rFonts w:cstheme="minorHAnsi"/>
                 <w:b/>
                 <w:u w:val="single"/>
               </w:rPr>
@@ -4303,7 +4066,7 @@
               <w:spacing w:after="0" w:line="240" w:lineRule="auto"/>
               <w:jc w:val="center"/>
               <w:rPr>
-                <w:rFonts w:ascii="Tahoma" w:hAnsi="Tahoma" w:cs="Tahoma"/>
+                <w:rFonts w:cstheme="minorHAnsi"/>
                 <w:b/>
                 <w:u w:val="single"/>
               </w:rPr>
@@ -4326,7 +4089,7 @@
               <w:spacing w:after="0" w:line="240" w:lineRule="auto"/>
               <w:jc w:val="center"/>
               <w:rPr>
-                <w:rFonts w:ascii="Tahoma" w:hAnsi="Tahoma" w:cs="Tahoma"/>
+                <w:rFonts w:cstheme="minorHAnsi"/>
                 <w:b/>
                 <w:u w:val="single"/>
               </w:rPr>
@@ -4348,7 +4111,7 @@
             <w:pPr>
               <w:spacing w:after="0" w:line="240" w:lineRule="auto"/>
               <w:rPr>
-                <w:rFonts w:ascii="Tahoma" w:hAnsi="Tahoma" w:cs="Tahoma"/>
+                <w:rFonts w:cstheme="minorHAnsi"/>
                 <w:b/>
                 <w:u w:val="single"/>
               </w:rPr>
@@ -4368,7 +4131,7 @@
             <w:pPr>
               <w:spacing w:after="0" w:line="240" w:lineRule="auto"/>
               <w:rPr>
-                <w:rFonts w:ascii="Tahoma" w:hAnsi="Tahoma" w:cs="Tahoma"/>
+                <w:rFonts w:cstheme="minorHAnsi"/>
                 <w:b/>
                 <w:u w:val="single"/>
               </w:rPr>
@@ -4393,7 +4156,7 @@
             <w:pPr>
               <w:spacing w:after="0" w:line="240" w:lineRule="auto"/>
               <w:rPr>
-                <w:rFonts w:ascii="Tahoma" w:hAnsi="Tahoma" w:cs="Tahoma"/>
+                <w:rFonts w:cstheme="minorHAnsi"/>
                 <w:b/>
                 <w:u w:val="single"/>
               </w:rPr>
@@ -4415,7 +4178,7 @@
             <w:pPr>
               <w:spacing w:after="0" w:line="240" w:lineRule="auto"/>
               <w:rPr>
-                <w:rFonts w:ascii="Tahoma" w:hAnsi="Tahoma" w:cs="Tahoma"/>
+                <w:rFonts w:cstheme="minorHAnsi"/>
                 <w:b/>
               </w:rPr>
             </w:pPr>
@@ -4457,7 +4220,7 @@
             <w:pPr>
               <w:spacing w:after="0" w:line="240" w:lineRule="auto"/>
               <w:rPr>
-                <w:rFonts w:ascii="Tahoma" w:hAnsi="Tahoma" w:cs="Tahoma"/>
+                <w:rFonts w:cstheme="minorHAnsi"/>
                 <w:b/>
                 <w:u w:val="single"/>
               </w:rPr>
@@ -4479,7 +4242,7 @@
             <w:pPr>
               <w:spacing w:after="0" w:line="240" w:lineRule="auto"/>
               <w:rPr>
-                <w:rFonts w:ascii="Tahoma" w:hAnsi="Tahoma" w:cs="Tahoma"/>
+                <w:rFonts w:cstheme="minorHAnsi"/>
                 <w:b/>
                 <w:u w:val="single"/>
               </w:rPr>
@@ -4502,7 +4265,7 @@
               <w:spacing w:after="0" w:line="240" w:lineRule="auto"/>
               <w:jc w:val="center"/>
               <w:rPr>
-                <w:rFonts w:ascii="Tahoma" w:hAnsi="Tahoma" w:cs="Tahoma"/>
+                <w:rFonts w:cstheme="minorHAnsi"/>
                 <w:sz w:val="20"/>
                 <w:szCs w:val="20"/>
               </w:rPr>
@@ -4526,7 +4289,7 @@
               <w:spacing w:after="0" w:line="240" w:lineRule="auto"/>
               <w:jc w:val="center"/>
               <w:rPr>
-                <w:rFonts w:ascii="Tahoma" w:hAnsi="Tahoma" w:cs="Tahoma"/>
+                <w:rFonts w:cstheme="minorHAnsi"/>
                 <w:sz w:val="20"/>
                 <w:szCs w:val="20"/>
               </w:rPr>
@@ -4549,7 +4312,7 @@
               <w:spacing w:after="0" w:line="240" w:lineRule="auto"/>
               <w:jc w:val="center"/>
               <w:rPr>
-                <w:rFonts w:ascii="Tahoma" w:hAnsi="Tahoma" w:cs="Tahoma"/>
+                <w:rFonts w:cstheme="minorHAnsi"/>
                 <w:sz w:val="20"/>
                 <w:szCs w:val="20"/>
               </w:rPr>
@@ -4573,7 +4336,7 @@
               <w:spacing w:after="0" w:line="240" w:lineRule="auto"/>
               <w:jc w:val="center"/>
               <w:rPr>
-                <w:rFonts w:ascii="Tahoma" w:hAnsi="Tahoma" w:cs="Tahoma"/>
+                <w:rFonts w:cstheme="minorHAnsi"/>
                 <w:sz w:val="20"/>
                 <w:szCs w:val="20"/>
               </w:rPr>
@@ -4596,7 +4359,7 @@
               <w:spacing w:after="0" w:line="240" w:lineRule="auto"/>
               <w:jc w:val="center"/>
               <w:rPr>
-                <w:rFonts w:ascii="Tahoma" w:hAnsi="Tahoma" w:cs="Tahoma"/>
+                <w:rFonts w:cstheme="minorHAnsi"/>
                 <w:sz w:val="18"/>
                 <w:szCs w:val="18"/>
               </w:rPr>
@@ -4618,7 +4381,7 @@
             <w:pPr>
               <w:spacing w:after="0" w:line="240" w:lineRule="auto"/>
               <w:rPr>
-                <w:rFonts w:ascii="Tahoma" w:hAnsi="Tahoma" w:cs="Tahoma"/>
+                <w:rFonts w:cstheme="minorHAnsi"/>
                 <w:b/>
                 <w:u w:val="single"/>
               </w:rPr>
@@ -4638,7 +4401,7 @@
             <w:pPr>
               <w:spacing w:after="0" w:line="240" w:lineRule="auto"/>
               <w:rPr>
-                <w:rFonts w:ascii="Tahoma" w:hAnsi="Tahoma" w:cs="Tahoma"/>
+                <w:rFonts w:cstheme="minorHAnsi"/>
                 <w:b/>
                 <w:u w:val="single"/>
               </w:rPr>
@@ -4663,7 +4426,7 @@
             <w:pPr>
               <w:spacing w:after="0" w:line="240" w:lineRule="auto"/>
               <w:rPr>
-                <w:rFonts w:ascii="Tahoma" w:hAnsi="Tahoma" w:cs="Tahoma"/>
+                <w:rFonts w:cstheme="minorHAnsi"/>
                 <w:b/>
                 <w:u w:val="single"/>
               </w:rPr>
@@ -4685,7 +4448,7 @@
             <w:pPr>
               <w:spacing w:after="0" w:line="240" w:lineRule="auto"/>
               <w:rPr>
-                <w:rFonts w:ascii="Tahoma" w:hAnsi="Tahoma" w:cs="Tahoma"/>
+                <w:rFonts w:cstheme="minorHAnsi"/>
                 <w:b/>
               </w:rPr>
             </w:pPr>
@@ -4727,7 +4490,7 @@
             <w:pPr>
               <w:spacing w:after="0" w:line="240" w:lineRule="auto"/>
               <w:rPr>
-                <w:rFonts w:ascii="Tahoma" w:hAnsi="Tahoma" w:cs="Tahoma"/>
+                <w:rFonts w:cstheme="minorHAnsi"/>
                 <w:b/>
                 <w:u w:val="single"/>
               </w:rPr>
@@ -4749,7 +4512,7 @@
             <w:pPr>
               <w:spacing w:after="0" w:line="240" w:lineRule="auto"/>
               <w:rPr>
-                <w:rFonts w:ascii="Tahoma" w:hAnsi="Tahoma" w:cs="Tahoma"/>
+                <w:rFonts w:cstheme="minorHAnsi"/>
                 <w:b/>
                 <w:u w:val="single"/>
               </w:rPr>
@@ -4772,7 +4535,7 @@
               <w:spacing w:after="0" w:line="240" w:lineRule="auto"/>
               <w:jc w:val="center"/>
               <w:rPr>
-                <w:rFonts w:ascii="Tahoma" w:hAnsi="Tahoma" w:cs="Tahoma"/>
+                <w:rFonts w:cstheme="minorHAnsi"/>
                 <w:sz w:val="20"/>
                 <w:szCs w:val="20"/>
               </w:rPr>
@@ -4796,7 +4559,7 @@
               <w:spacing w:after="0" w:line="240" w:lineRule="auto"/>
               <w:jc w:val="center"/>
               <w:rPr>
-                <w:rFonts w:ascii="Tahoma" w:hAnsi="Tahoma" w:cs="Tahoma"/>
+                <w:rFonts w:cstheme="minorHAnsi"/>
                 <w:sz w:val="20"/>
                 <w:szCs w:val="20"/>
               </w:rPr>
@@ -4819,7 +4582,7 @@
               <w:spacing w:after="0" w:line="240" w:lineRule="auto"/>
               <w:jc w:val="center"/>
               <w:rPr>
-                <w:rFonts w:ascii="Tahoma" w:hAnsi="Tahoma" w:cs="Tahoma"/>
+                <w:rFonts w:cstheme="minorHAnsi"/>
                 <w:sz w:val="20"/>
                 <w:szCs w:val="20"/>
               </w:rPr>
@@ -4843,7 +4606,7 @@
               <w:spacing w:after="0" w:line="240" w:lineRule="auto"/>
               <w:jc w:val="center"/>
               <w:rPr>
-                <w:rFonts w:ascii="Tahoma" w:hAnsi="Tahoma" w:cs="Tahoma"/>
+                <w:rFonts w:cstheme="minorHAnsi"/>
                 <w:sz w:val="20"/>
                 <w:szCs w:val="20"/>
               </w:rPr>
@@ -4866,7 +4629,7 @@
               <w:spacing w:after="0" w:line="240" w:lineRule="auto"/>
               <w:jc w:val="center"/>
               <w:rPr>
-                <w:rFonts w:ascii="Tahoma" w:hAnsi="Tahoma" w:cs="Tahoma"/>
+                <w:rFonts w:cstheme="minorHAnsi"/>
                 <w:sz w:val="18"/>
                 <w:szCs w:val="18"/>
               </w:rPr>
@@ -4888,7 +4651,7 @@
             <w:pPr>
               <w:spacing w:after="0" w:line="240" w:lineRule="auto"/>
               <w:rPr>
-                <w:rFonts w:ascii="Tahoma" w:hAnsi="Tahoma" w:cs="Tahoma"/>
+                <w:rFonts w:cstheme="minorHAnsi"/>
                 <w:b/>
                 <w:u w:val="single"/>
               </w:rPr>
@@ -4908,7 +4671,7 @@
             <w:pPr>
               <w:spacing w:after="0" w:line="240" w:lineRule="auto"/>
               <w:rPr>
-                <w:rFonts w:ascii="Tahoma" w:hAnsi="Tahoma" w:cs="Tahoma"/>
+                <w:rFonts w:cstheme="minorHAnsi"/>
                 <w:b/>
                 <w:u w:val="single"/>
               </w:rPr>
@@ -4933,7 +4696,7 @@
             <w:pPr>
               <w:spacing w:after="0" w:line="240" w:lineRule="auto"/>
               <w:rPr>
-                <w:rFonts w:ascii="Tahoma" w:hAnsi="Tahoma" w:cs="Tahoma"/>
+                <w:rFonts w:cstheme="minorHAnsi"/>
                 <w:b/>
                 <w:u w:val="single"/>
               </w:rPr>
@@ -4955,7 +4718,7 @@
             <w:pPr>
               <w:spacing w:after="0" w:line="240" w:lineRule="auto"/>
               <w:rPr>
-                <w:rFonts w:ascii="Tahoma" w:hAnsi="Tahoma" w:cs="Tahoma"/>
+                <w:rFonts w:cstheme="minorHAnsi"/>
                 <w:b/>
                 <w:u w:val="single"/>
               </w:rPr>
@@ -4977,7 +4740,7 @@
             <w:pPr>
               <w:spacing w:after="0" w:line="240" w:lineRule="auto"/>
               <w:rPr>
-                <w:rFonts w:ascii="Tahoma" w:hAnsi="Tahoma" w:cs="Tahoma"/>
+                <w:rFonts w:cstheme="minorHAnsi"/>
                 <w:b/>
                 <w:u w:val="single"/>
               </w:rPr>
@@ -4999,7 +4762,7 @@
             <w:pPr>
               <w:spacing w:after="0" w:line="240" w:lineRule="auto"/>
               <w:rPr>
-                <w:rFonts w:ascii="Tahoma" w:hAnsi="Tahoma" w:cs="Tahoma"/>
+                <w:rFonts w:cstheme="minorHAnsi"/>
                 <w:b/>
                 <w:u w:val="single"/>
               </w:rPr>
@@ -5021,7 +4784,7 @@
             <w:pPr>
               <w:spacing w:after="0" w:line="240" w:lineRule="auto"/>
               <w:rPr>
-                <w:rFonts w:ascii="Tahoma" w:hAnsi="Tahoma" w:cs="Tahoma"/>
+                <w:rFonts w:cstheme="minorHAnsi"/>
                 <w:b/>
                 <w:u w:val="single"/>
               </w:rPr>
@@ -5041,7 +4804,7 @@
             <w:pPr>
               <w:spacing w:after="0" w:line="240" w:lineRule="auto"/>
               <w:rPr>
-                <w:rFonts w:ascii="Tahoma" w:hAnsi="Tahoma" w:cs="Tahoma"/>
+                <w:rFonts w:cstheme="minorHAnsi"/>
                 <w:b/>
                 <w:u w:val="single"/>
               </w:rPr>
@@ -5066,7 +4829,7 @@
             <w:pPr>
               <w:spacing w:after="0" w:line="240" w:lineRule="auto"/>
               <w:rPr>
-                <w:rFonts w:ascii="Tahoma" w:hAnsi="Tahoma" w:cs="Tahoma"/>
+                <w:rFonts w:cstheme="minorHAnsi"/>
                 <w:b/>
                 <w:sz w:val="10"/>
                 <w:u w:val="single"/>
@@ -5089,7 +4852,7 @@
             <w:pPr>
               <w:spacing w:after="0" w:line="240" w:lineRule="auto"/>
               <w:rPr>
-                <w:rFonts w:ascii="Tahoma" w:hAnsi="Tahoma" w:cs="Tahoma"/>
+                <w:rFonts w:cstheme="minorHAnsi"/>
                 <w:b/>
                 <w:sz w:val="10"/>
                 <w:u w:val="single"/>
@@ -5112,7 +4875,7 @@
             <w:pPr>
               <w:spacing w:after="0" w:line="240" w:lineRule="auto"/>
               <w:rPr>
-                <w:rFonts w:ascii="Tahoma" w:hAnsi="Tahoma" w:cs="Tahoma"/>
+                <w:rFonts w:cstheme="minorHAnsi"/>
                 <w:b/>
                 <w:sz w:val="10"/>
                 <w:u w:val="single"/>
@@ -5135,7 +4898,7 @@
             <w:pPr>
               <w:spacing w:after="0" w:line="240" w:lineRule="auto"/>
               <w:rPr>
-                <w:rFonts w:ascii="Tahoma" w:hAnsi="Tahoma" w:cs="Tahoma"/>
+                <w:rFonts w:cstheme="minorHAnsi"/>
                 <w:b/>
                 <w:sz w:val="10"/>
                 <w:u w:val="single"/>
@@ -5156,7 +4919,7 @@
             <w:pPr>
               <w:spacing w:after="0" w:line="240" w:lineRule="auto"/>
               <w:rPr>
-                <w:rFonts w:ascii="Tahoma" w:hAnsi="Tahoma" w:cs="Tahoma"/>
+                <w:rFonts w:cstheme="minorHAnsi"/>
                 <w:b/>
                 <w:sz w:val="10"/>
                 <w:u w:val="single"/>
@@ -5182,12 +4945,15 @@
           <w:p>
             <w:pPr>
               <w:ind w:left="139"/>
-            </w:pPr>
-            <w:r>
-              <w:t>Analysis &amp; Recommendations</w:t>
-            </w:r>
-            <w:r>
-              <w:t>:</w:t>
+              <w:rPr>
+                <w:rFonts w:cstheme="minorHAnsi"/>
+              </w:rPr>
+            </w:pPr>
+            <w:r>
+              <w:rPr>
+                <w:rFonts w:cstheme="minorHAnsi"/>
+              </w:rPr>
+              <w:t>Analysis &amp; Recommendations:</w:t>
             </w:r>
           </w:p>
         </w:tc>
@@ -5214,7 +4980,7 @@
               <w:ind w:left="146" w:right="141"/>
               <w:jc w:val="both"/>
               <w:rPr>
-                <w:rFonts w:ascii="Calibri,Bold" w:hAnsi="Calibri,Bold" w:cs="Calibri,Bold"/>
+                <w:rFonts w:cstheme="minorHAnsi"/>
                 <w:b/>
                 <w:bCs/>
                 <w:lang w:eastAsia="en-MY"/>
@@ -5222,6 +4988,7 @@
             </w:pPr>
             <w:r>
               <w:rPr>
+                <w:rFonts w:cstheme="minorHAnsi"/>
                 <w:b/>
                 <w:i/>
               </w:rPr>
@@ -5229,49 +4996,31 @@
               <w:t xml:space="preserve">Analysis: </w:t>
             </w:r>
             <w:r>
-              <w:t xml:space="preserve"> </w:t>
-            </w:r>
-            <w:r>
-              <w:t xml:space="preserve">Thermal image above indicates hot spot detected at </w:t>
-            </w:r>
-            <w:r>
-              <w:rPr>
+              <w:rPr>
+                <w:rFonts w:cstheme="minorHAnsi"/>
+              </w:rPr>
+              <w:t xml:space="preserve"> Thermal image above indicates hot spot detected at </w:t>
+            </w:r>
+            <w:r>
+              <w:rPr>
+                <w:rFonts w:cstheme="minorHAnsi"/>
                 <w:b/>
                 <w:bCs/>
               </w:rPr>
-              <w:t xml:space="preserve">{{ </w:t>
-            </w:r>
-            <w:proofErr w:type="spellStart"/>
-            <w:r>
-              <w:rPr>
+              <w:t>{{ fp.area }}</w:t>
+            </w:r>
+            <w:r>
+              <w:rPr>
+                <w:rFonts w:cstheme="minorHAnsi"/>
                 <w:b/>
                 <w:bCs/>
               </w:rPr>
-              <w:t>fp.area</w:t>
-            </w:r>
-            <w:proofErr w:type="spellEnd"/>
-            <w:r>
-              <w:rPr>
-                <w:b/>
-                <w:bCs/>
-              </w:rPr>
-              <w:t xml:space="preserve"> }}</w:t>
-            </w:r>
-            <w:r>
-              <w:rPr>
-                <w:b/>
-                <w:bCs/>
-              </w:rPr>
-              <w:t>.</w:t>
-            </w:r>
-            <w:r>
-              <w:rPr>
-                <w:b/>
-                <w:bCs/>
-              </w:rPr>
-              <w:t xml:space="preserve"> </w:t>
-            </w:r>
-            <w:r>
+              <w:t xml:space="preserve">. </w:t>
+            </w:r>
+            <w:r>
+              <w:rPr>
+                <w:rFonts w:cstheme="minorHAnsi"/>
+              </w:rPr>
               <w:t>The anomaly is due to loosen or bad contact at the connection point.</w:t>
             </w:r>
           </w:p>
@@ -5295,10 +5044,13 @@
             <w:pPr>
               <w:ind w:left="146" w:right="141"/>
               <w:jc w:val="both"/>
-            </w:pPr>
-            <w:r>
-              <w:rPr>
-                <w:rFonts w:cs="Tahoma"/>
+              <w:rPr>
+                <w:rFonts w:cstheme="minorHAnsi"/>
+              </w:rPr>
+            </w:pPr>
+            <w:r>
+              <w:rPr>
+                <w:rFonts w:cstheme="minorHAnsi"/>
                 <w:b/>
                 <w:i/>
                 <w:noProof/>
@@ -5308,19 +5060,11 @@
             </w:r>
             <w:r>
               <w:rPr>
-                <w:rFonts w:cs="Tahoma"/>
+                <w:rFonts w:cstheme="minorHAnsi"/>
                 <w:noProof/>
                 <w:lang w:val="en-US"/>
               </w:rPr>
-              <w:t xml:space="preserve"> </w:t>
-            </w:r>
-            <w:r>
-              <w:rPr>
-                <w:rFonts w:cs="Tahoma"/>
-                <w:noProof/>
-                <w:lang w:val="en-US"/>
-              </w:rPr>
-              <w:t>To inspect, clean the contact surface and re-tighten the connection point. Replace defective parts if necessary.</w:t>
+              <w:t xml:space="preserve"> To inspect, clean the contact surface and re-tighten the connection point. Replace defective parts if necessary.</w:t>
             </w:r>
           </w:p>
         </w:tc>
@@ -5329,6 +5073,9 @@
     <w:p>
       <w:pPr>
         <w:pStyle w:val="NoSpacing"/>
+        <w:rPr>
+          <w:rFonts w:cstheme="minorHAnsi"/>
+        </w:rPr>
       </w:pPr>
     </w:p>
     <w:sectPr>
